--- a/cv-trabajador-social-uc/CV_Jeniffer_Mieres_02_Banda.docx
+++ b/cv-trabajador-social-uc/CV_Jeniffer_Mieres_02_Banda.docx
@@ -4,8 +4,8 @@
   <w:body>
     <w:p>
       <w:pPr>
-        <w:spacing w:before="180" w:after="40" w:line="266" w:lineRule="auto"/>
-        <w:ind w:left="-1077" w:right="-964"/>
+        <w:spacing w:before="100" w:after="20" w:line="262" w:lineRule="auto"/>
+        <w:ind w:left="-907" w:right="-822"/>
         <w:shd w:val="clear" w:fill="13323C"/>
       </w:pPr>
       <w:r>
@@ -13,16 +13,16 @@
           <w:rFonts w:ascii="Cambria" w:hAnsi="Cambria" w:eastAsia="Cambria" w:cs="Cambria"/>
           <w:b w:val="0"/>
           <w:color w:val="FFFFFF"/>
-          <w:sz w:val="46"/>
-          <w:spacing w:val="12"/>
+          <w:sz w:val="40"/>
+          <w:spacing w:val="10"/>
         </w:rPr>
         <w:t xml:space="preserve">  Jeniffer Mieres Contreras</w:t>
       </w:r>
     </w:p>
     <w:p>
       <w:pPr>
-        <w:spacing w:before="0" w:after="60" w:line="266" w:lineRule="auto"/>
-        <w:ind w:left="-1077" w:right="-964"/>
+        <w:spacing w:before="0" w:after="40" w:line="262" w:lineRule="auto"/>
+        <w:ind w:left="-907" w:right="-822"/>
         <w:shd w:val="clear" w:fill="13323C"/>
       </w:pPr>
       <w:r>
@@ -30,16 +30,16 @@
           <w:rFonts w:ascii="Calibri" w:hAnsi="Calibri" w:eastAsia="Calibri" w:cs="Calibri"/>
           <w:b/>
           <w:color w:val="C5D2D6"/>
-          <w:sz w:val="17"/>
-          <w:spacing w:val="40"/>
+          <w:sz w:val="16"/>
+          <w:spacing w:val="34"/>
         </w:rPr>
         <w:t xml:space="preserve">  TRABAJADORA SOCIAL   |   BIENESTAR LABORAL, CALIDAD DE VIDA Y GESTIÓN DE BENEFICIOS</w:t>
       </w:r>
     </w:p>
     <w:p>
       <w:pPr>
-        <w:spacing w:before="0" w:after="0" w:line="266" w:lineRule="auto"/>
-        <w:ind w:left="-1077" w:right="-964"/>
+        <w:spacing w:before="0" w:after="0" w:line="262" w:lineRule="auto"/>
+        <w:ind w:left="-907" w:right="-822"/>
         <w:shd w:val="clear" w:fill="13323C"/>
       </w:pPr>
       <w:r>
@@ -47,29 +47,29 @@
           <w:rFonts w:ascii="Calibri" w:hAnsi="Calibri" w:eastAsia="Calibri" w:cs="Calibri"/>
           <w:b w:val="0"/>
           <w:color w:val="C5D2D6"/>
-          <w:sz w:val="18"/>
+          <w:sz w:val="17"/>
         </w:rPr>
         <w:t xml:space="preserve">  +56 9 4903 1682   ·   jeniffer.mieres@gmail.com   ·   El Monte, Región Metropolitana</w:t>
       </w:r>
     </w:p>
     <w:p>
       <w:pPr>
-        <w:spacing w:before="0" w:after="280" w:line="240" w:lineRule="auto"/>
-        <w:ind w:left="-1077" w:right="-964"/>
+        <w:spacing w:before="0" w:after="220" w:line="240" w:lineRule="auto"/>
+        <w:ind w:left="-907" w:right="-822"/>
         <w:shd w:val="clear" w:fill="13323C"/>
       </w:pPr>
       <w:r>
         <w:rPr>
           <w:rFonts w:ascii="Calibri" w:hAnsi="Calibri" w:eastAsia="Calibri" w:cs="Calibri"/>
           <w:b w:val="0"/>
-          <w:sz w:val="10"/>
+          <w:sz w:val="8"/>
         </w:rPr>
       </w:r>
     </w:p>
     <w:p>
       <w:pPr>
         <w:keepNext/>
-        <w:spacing w:before="120" w:after="20" w:line="266" w:lineRule="auto"/>
+        <w:spacing w:before="120" w:after="20" w:line="262" w:lineRule="auto"/>
       </w:pPr>
       <w:r>
         <w:rPr>
@@ -86,7 +86,7 @@
       <w:pPr>
         <w:keepNext/>
         <w:spacing w:before="30" w:after="120" w:line="240" w:lineRule="auto"/>
-        <w:ind w:right="9405"/>
+        <w:ind w:right="9717"/>
         <w:pBdr>
           <w:bottom w:val="single" w:sz="16" w:space="0" w:color="13323C"/>
         </w:pBdr>
@@ -101,42 +101,42 @@
     </w:p>
     <w:p>
       <w:pPr>
-        <w:spacing w:before="0" w:after="0" w:line="266" w:lineRule="auto"/>
+        <w:spacing w:before="0" w:after="0" w:line="262" w:lineRule="auto"/>
         <w:jc w:val="both"/>
       </w:pPr>
       <w:r>
         <w:rPr>
           <w:rFonts w:ascii="Calibri" w:hAnsi="Calibri" w:eastAsia="Calibri" w:cs="Calibri"/>
           <w:b w:val="0"/>
-          <w:sz w:val="20"/>
+          <w:sz w:val="19"/>
         </w:rPr>
         <w:t>Trabajadora Social titulada con distinción y más de 9 años de experiencia en bienestar laboral, gestión de beneficios y atención social directa, desarrollada en instituciones de educación superior y en empresa privada.</w:t>
       </w:r>
     </w:p>
     <w:p>
       <w:pPr>
-        <w:spacing w:before="60" w:after="0" w:line="266" w:lineRule="auto"/>
+        <w:spacing w:before="48" w:after="0" w:line="262" w:lineRule="auto"/>
         <w:jc w:val="both"/>
       </w:pPr>
       <w:r>
         <w:rPr>
           <w:rFonts w:ascii="Calibri" w:hAnsi="Calibri" w:eastAsia="Calibri" w:cs="Calibri"/>
           <w:b w:val="0"/>
-          <w:sz w:val="20"/>
+          <w:sz w:val="19"/>
         </w:rPr>
         <w:t>Creé desde cero el Departamento de Bienestar Social de una organización con más de 200 colaboradores, administrando el Seguro Complementario de Salud, las licencias médicas y las cargas familiares de la dotación. Luego lideré la gestión de personas y bienestar en la consultora minera Bmining, a cargo de los programas de bienestar, convenios, plan anual de capacitación, clima laboral y de la matriz de riesgo y salud en el trabajo con seguimiento por KPI.</w:t>
       </w:r>
     </w:p>
     <w:p>
       <w:pPr>
-        <w:spacing w:before="60" w:after="0" w:line="266" w:lineRule="auto"/>
+        <w:spacing w:before="48" w:after="0" w:line="262" w:lineRule="auto"/>
         <w:jc w:val="both"/>
       </w:pPr>
       <w:r>
         <w:rPr>
           <w:rFonts w:ascii="Calibri" w:hAnsi="Calibri" w:eastAsia="Calibri" w:cs="Calibri"/>
           <w:b w:val="0"/>
-          <w:sz w:val="20"/>
+          <w:sz w:val="19"/>
         </w:rPr>
         <w:t>Hoy me desempeño en la Universidad de Santiago de Chile, donde realizo evaluaciones socioeconómicas en los sistemas del Ministerio de Educación, gestiono beneficios ministeriales e internos y acompaño casos que requieren articular áreas internas con redes de apoyo. A la atención directa sumo una mirada de proceso: fui auditora interna del Sistema de Gestión Integrado (ISO 9001, 14001 y 45001).</w:t>
       </w:r>
@@ -144,7 +144,7 @@
     <w:p>
       <w:pPr>
         <w:keepNext/>
-        <w:spacing w:before="130" w:after="20" w:line="266" w:lineRule="auto"/>
+        <w:spacing w:before="120" w:after="20" w:line="262" w:lineRule="auto"/>
       </w:pPr>
       <w:r>
         <w:rPr>
@@ -161,7 +161,7 @@
       <w:pPr>
         <w:keepNext/>
         <w:spacing w:before="30" w:after="120" w:line="240" w:lineRule="auto"/>
-        <w:ind w:right="9405"/>
+        <w:ind w:right="9717"/>
         <w:pBdr>
           <w:bottom w:val="single" w:sz="16" w:space="0" w:color="13323C"/>
         </w:pBdr>
@@ -176,7 +176,7 @@
     </w:p>
     <w:p>
       <w:pPr>
-        <w:spacing w:before="0" w:after="0" w:line="305" w:lineRule="auto"/>
+        <w:spacing w:before="0" w:after="0" w:line="300" w:lineRule="auto"/>
         <w:suppressAutoHyphens w:val="1"/>
       </w:pPr>
       <w:r>
@@ -344,7 +344,7 @@
     <w:p>
       <w:pPr>
         <w:keepNext/>
-        <w:spacing w:before="130" w:after="20" w:line="266" w:lineRule="auto"/>
+        <w:spacing w:before="120" w:after="20" w:line="262" w:lineRule="auto"/>
       </w:pPr>
       <w:r>
         <w:rPr>
@@ -361,7 +361,7 @@
       <w:pPr>
         <w:keepNext/>
         <w:spacing w:before="30" w:after="120" w:line="240" w:lineRule="auto"/>
-        <w:ind w:right="9405"/>
+        <w:ind w:right="9717"/>
         <w:pBdr>
           <w:bottom w:val="single" w:sz="16" w:space="0" w:color="13323C"/>
         </w:pBdr>
@@ -379,16 +379,16 @@
         <w:keepNext/>
         <w:keepLines/>
         <w:tabs>
-          <w:tab w:pos="10199" w:val="right"/>
+          <w:tab w:pos="10511" w:val="right"/>
         </w:tabs>
-        <w:spacing w:before="0" w:after="0" w:line="266" w:lineRule="auto"/>
+        <w:spacing w:before="0" w:after="0" w:line="262" w:lineRule="auto"/>
       </w:pPr>
       <w:r>
         <w:rPr>
           <w:rFonts w:ascii="Cambria" w:hAnsi="Cambria" w:eastAsia="Cambria" w:cs="Cambria"/>
           <w:b/>
           <w:color w:val="151A1C"/>
-          <w:sz w:val="21"/>
+          <w:sz w:val="20"/>
         </w:rPr>
         <w:t>Universidad de Santiago de Chile</w:t>
       </w:r>
@@ -408,7 +408,7 @@
       <w:pPr>
         <w:keepNext/>
         <w:keepLines/>
-        <w:spacing w:before="40" w:after="100" w:line="266" w:lineRule="auto"/>
+        <w:spacing w:before="40" w:after="100" w:line="262" w:lineRule="auto"/>
       </w:pPr>
       <w:r>
         <w:rPr>
@@ -425,7 +425,7 @@
       <w:pPr>
         <w:keepNext/>
         <w:keepLines/>
-        <w:spacing w:before="0" w:after="46" w:line="266" w:lineRule="auto"/>
+        <w:spacing w:before="0" w:after="34" w:line="262" w:lineRule="auto"/>
         <w:ind w:left="227" w:hanging="227"/>
         <w:jc w:val="both"/>
       </w:pPr>
@@ -471,7 +471,7 @@
       <w:pPr>
         <w:keepNext/>
         <w:keepLines/>
-        <w:spacing w:before="0" w:after="46" w:line="266" w:lineRule="auto"/>
+        <w:spacing w:before="0" w:after="34" w:line="262" w:lineRule="auto"/>
         <w:ind w:left="227" w:hanging="227"/>
         <w:jc w:val="both"/>
       </w:pPr>
@@ -517,7 +517,7 @@
       <w:pPr>
         <w:keepNext/>
         <w:keepLines/>
-        <w:spacing w:before="0" w:after="46" w:line="266" w:lineRule="auto"/>
+        <w:spacing w:before="0" w:after="34" w:line="262" w:lineRule="auto"/>
         <w:ind w:left="227" w:hanging="227"/>
         <w:jc w:val="both"/>
       </w:pPr>
@@ -563,7 +563,7 @@
       <w:pPr>
         <w:keepNext w:val="0"/>
         <w:keepLines/>
-        <w:spacing w:before="0" w:after="46" w:line="266" w:lineRule="auto"/>
+        <w:spacing w:before="0" w:after="34" w:line="262" w:lineRule="auto"/>
         <w:ind w:left="227" w:hanging="227"/>
         <w:jc w:val="both"/>
       </w:pPr>
@@ -602,16 +602,16 @@
         <w:keepNext/>
         <w:keepLines/>
         <w:tabs>
-          <w:tab w:pos="10199" w:val="right"/>
+          <w:tab w:pos="10511" w:val="right"/>
         </w:tabs>
-        <w:spacing w:before="150" w:after="0" w:line="266" w:lineRule="auto"/>
+        <w:spacing w:before="130" w:after="0" w:line="262" w:lineRule="auto"/>
       </w:pPr>
       <w:r>
         <w:rPr>
           <w:rFonts w:ascii="Cambria" w:hAnsi="Cambria" w:eastAsia="Cambria" w:cs="Cambria"/>
           <w:b/>
           <w:color w:val="151A1C"/>
-          <w:sz w:val="21"/>
+          <w:sz w:val="20"/>
         </w:rPr>
         <w:t>Bmining · Desarrollo e Innovación para la Minería SpA</w:t>
       </w:r>
@@ -631,7 +631,7 @@
       <w:pPr>
         <w:keepNext/>
         <w:keepLines/>
-        <w:spacing w:before="40" w:after="100" w:line="266" w:lineRule="auto"/>
+        <w:spacing w:before="40" w:after="100" w:line="262" w:lineRule="auto"/>
       </w:pPr>
       <w:r>
         <w:rPr>
@@ -648,7 +648,7 @@
       <w:pPr>
         <w:keepNext/>
         <w:keepLines/>
-        <w:spacing w:before="0" w:after="46" w:line="266" w:lineRule="auto"/>
+        <w:spacing w:before="0" w:after="34" w:line="262" w:lineRule="auto"/>
         <w:ind w:left="227" w:hanging="227"/>
         <w:jc w:val="both"/>
       </w:pPr>
@@ -694,7 +694,7 @@
       <w:pPr>
         <w:keepNext/>
         <w:keepLines/>
-        <w:spacing w:before="0" w:after="46" w:line="266" w:lineRule="auto"/>
+        <w:spacing w:before="0" w:after="34" w:line="262" w:lineRule="auto"/>
         <w:ind w:left="227" w:hanging="227"/>
         <w:jc w:val="both"/>
       </w:pPr>
@@ -740,7 +740,7 @@
       <w:pPr>
         <w:keepNext/>
         <w:keepLines/>
-        <w:spacing w:before="0" w:after="46" w:line="266" w:lineRule="auto"/>
+        <w:spacing w:before="0" w:after="34" w:line="262" w:lineRule="auto"/>
         <w:ind w:left="227" w:hanging="227"/>
         <w:jc w:val="both"/>
       </w:pPr>
@@ -786,7 +786,7 @@
       <w:pPr>
         <w:keepNext/>
         <w:keepLines/>
-        <w:spacing w:before="0" w:after="46" w:line="266" w:lineRule="auto"/>
+        <w:spacing w:before="0" w:after="34" w:line="262" w:lineRule="auto"/>
         <w:ind w:left="227" w:hanging="227"/>
         <w:jc w:val="both"/>
       </w:pPr>
@@ -832,7 +832,7 @@
       <w:pPr>
         <w:keepNext/>
         <w:keepLines/>
-        <w:spacing w:before="0" w:after="46" w:line="266" w:lineRule="auto"/>
+        <w:spacing w:before="0" w:after="34" w:line="262" w:lineRule="auto"/>
         <w:ind w:left="227" w:hanging="227"/>
         <w:jc w:val="both"/>
       </w:pPr>
@@ -878,7 +878,7 @@
       <w:pPr>
         <w:keepNext w:val="0"/>
         <w:keepLines/>
-        <w:spacing w:before="0" w:after="46" w:line="266" w:lineRule="auto"/>
+        <w:spacing w:before="0" w:after="34" w:line="262" w:lineRule="auto"/>
         <w:ind w:left="227" w:hanging="227"/>
         <w:jc w:val="both"/>
       </w:pPr>
@@ -926,16 +926,16 @@
         <w:keepLines/>
         <w:pageBreakBefore/>
         <w:tabs>
-          <w:tab w:pos="10199" w:val="right"/>
+          <w:tab w:pos="10511" w:val="right"/>
         </w:tabs>
-        <w:spacing w:before="150" w:after="0" w:line="266" w:lineRule="auto"/>
+        <w:spacing w:before="130" w:after="0" w:line="262" w:lineRule="auto"/>
       </w:pPr>
       <w:r>
         <w:rPr>
           <w:rFonts w:ascii="Cambria" w:hAnsi="Cambria" w:eastAsia="Cambria" w:cs="Cambria"/>
           <w:b/>
           <w:color w:val="151A1C"/>
-          <w:sz w:val="21"/>
+          <w:sz w:val="20"/>
         </w:rPr>
         <w:t>Fundación Fondo Esperanza</w:t>
       </w:r>
@@ -955,7 +955,7 @@
       <w:pPr>
         <w:keepNext/>
         <w:keepLines/>
-        <w:spacing w:before="40" w:after="100" w:line="266" w:lineRule="auto"/>
+        <w:spacing w:before="40" w:after="100" w:line="262" w:lineRule="auto"/>
       </w:pPr>
       <w:r>
         <w:rPr>
@@ -972,7 +972,7 @@
       <w:pPr>
         <w:keepNext/>
         <w:keepLines/>
-        <w:spacing w:before="0" w:after="46" w:line="266" w:lineRule="auto"/>
+        <w:spacing w:before="0" w:after="34" w:line="262" w:lineRule="auto"/>
         <w:ind w:left="227" w:hanging="227"/>
         <w:jc w:val="both"/>
       </w:pPr>
@@ -1018,7 +1018,7 @@
       <w:pPr>
         <w:keepNext w:val="0"/>
         <w:keepLines/>
-        <w:spacing w:before="0" w:after="46" w:line="266" w:lineRule="auto"/>
+        <w:spacing w:before="0" w:after="34" w:line="262" w:lineRule="auto"/>
         <w:ind w:left="227" w:hanging="227"/>
         <w:jc w:val="both"/>
       </w:pPr>
@@ -1065,16 +1065,16 @@
         <w:keepNext/>
         <w:keepLines/>
         <w:tabs>
-          <w:tab w:pos="10199" w:val="right"/>
+          <w:tab w:pos="10511" w:val="right"/>
         </w:tabs>
-        <w:spacing w:before="150" w:after="0" w:line="266" w:lineRule="auto"/>
+        <w:spacing w:before="130" w:after="0" w:line="262" w:lineRule="auto"/>
       </w:pPr>
       <w:r>
         <w:rPr>
           <w:rFonts w:ascii="Cambria" w:hAnsi="Cambria" w:eastAsia="Cambria" w:cs="Cambria"/>
           <w:b/>
           <w:color w:val="151A1C"/>
-          <w:sz w:val="21"/>
+          <w:sz w:val="20"/>
         </w:rPr>
         <w:t>Ferretería San Francisco</w:t>
       </w:r>
@@ -1094,7 +1094,7 @@
       <w:pPr>
         <w:keepNext/>
         <w:keepLines/>
-        <w:spacing w:before="40" w:after="100" w:line="266" w:lineRule="auto"/>
+        <w:spacing w:before="40" w:after="100" w:line="262" w:lineRule="auto"/>
       </w:pPr>
       <w:r>
         <w:rPr>
@@ -1111,7 +1111,7 @@
       <w:pPr>
         <w:keepNext/>
         <w:keepLines/>
-        <w:spacing w:before="0" w:after="46" w:line="266" w:lineRule="auto"/>
+        <w:spacing w:before="0" w:after="34" w:line="262" w:lineRule="auto"/>
         <w:ind w:left="227" w:hanging="227"/>
         <w:jc w:val="both"/>
       </w:pPr>
@@ -1149,7 +1149,7 @@
       <w:pPr>
         <w:keepNext/>
         <w:keepLines/>
-        <w:spacing w:before="0" w:after="46" w:line="266" w:lineRule="auto"/>
+        <w:spacing w:before="0" w:after="34" w:line="262" w:lineRule="auto"/>
         <w:ind w:left="227" w:hanging="227"/>
         <w:jc w:val="both"/>
       </w:pPr>
@@ -1195,7 +1195,7 @@
       <w:pPr>
         <w:keepNext/>
         <w:keepLines/>
-        <w:spacing w:before="0" w:after="46" w:line="266" w:lineRule="auto"/>
+        <w:spacing w:before="0" w:after="34" w:line="262" w:lineRule="auto"/>
         <w:ind w:left="227" w:hanging="227"/>
         <w:jc w:val="both"/>
       </w:pPr>
@@ -1241,7 +1241,7 @@
       <w:pPr>
         <w:keepNext w:val="0"/>
         <w:keepLines/>
-        <w:spacing w:before="0" w:after="46" w:line="266" w:lineRule="auto"/>
+        <w:spacing w:before="0" w:after="34" w:line="262" w:lineRule="auto"/>
         <w:ind w:left="227" w:hanging="227"/>
         <w:jc w:val="both"/>
       </w:pPr>
@@ -1286,7 +1286,7 @@
     <w:p>
       <w:pPr>
         <w:keepNext/>
-        <w:spacing w:before="130" w:after="20" w:line="266" w:lineRule="auto"/>
+        <w:spacing w:before="120" w:after="20" w:line="262" w:lineRule="auto"/>
       </w:pPr>
       <w:r>
         <w:rPr>
@@ -1303,7 +1303,7 @@
       <w:pPr>
         <w:keepNext/>
         <w:spacing w:before="30" w:after="120" w:line="240" w:lineRule="auto"/>
-        <w:ind w:right="9405"/>
+        <w:ind w:right="9717"/>
         <w:pBdr>
           <w:bottom w:val="single" w:sz="16" w:space="0" w:color="13323C"/>
         </w:pBdr>
@@ -1321,9 +1321,9 @@
         <w:keepNext/>
         <w:keepLines/>
         <w:tabs>
-          <w:tab w:pos="10199" w:val="right"/>
+          <w:tab w:pos="10511" w:val="right"/>
         </w:tabs>
-        <w:spacing w:before="0" w:after="0" w:line="266" w:lineRule="auto"/>
+        <w:spacing w:before="0" w:after="0" w:line="262" w:lineRule="auto"/>
       </w:pPr>
       <w:r>
         <w:rPr>
@@ -1350,7 +1350,7 @@
       <w:pPr>
         <w:keepNext w:val="0"/>
         <w:keepLines/>
-        <w:spacing w:before="30" w:after="0" w:line="266" w:lineRule="auto"/>
+        <w:spacing w:before="30" w:after="0" w:line="262" w:lineRule="auto"/>
       </w:pPr>
       <w:r>
         <w:rPr>
@@ -1367,9 +1367,9 @@
         <w:keepNext/>
         <w:keepLines/>
         <w:tabs>
-          <w:tab w:pos="10199" w:val="right"/>
+          <w:tab w:pos="10511" w:val="right"/>
         </w:tabs>
-        <w:spacing w:before="160" w:after="0" w:line="266" w:lineRule="auto"/>
+        <w:spacing w:before="160" w:after="0" w:line="262" w:lineRule="auto"/>
       </w:pPr>
       <w:r>
         <w:rPr>
@@ -1396,7 +1396,7 @@
       <w:pPr>
         <w:keepNext w:val="0"/>
         <w:keepLines/>
-        <w:spacing w:before="30" w:after="0" w:line="266" w:lineRule="auto"/>
+        <w:spacing w:before="30" w:after="0" w:line="262" w:lineRule="auto"/>
       </w:pPr>
       <w:r>
         <w:rPr>
@@ -1413,9 +1413,9 @@
         <w:keepNext/>
         <w:keepLines/>
         <w:tabs>
-          <w:tab w:pos="10199" w:val="right"/>
+          <w:tab w:pos="10511" w:val="right"/>
         </w:tabs>
-        <w:spacing w:before="160" w:after="0" w:line="266" w:lineRule="auto"/>
+        <w:spacing w:before="160" w:after="0" w:line="262" w:lineRule="auto"/>
       </w:pPr>
       <w:r>
         <w:rPr>
@@ -1442,7 +1442,7 @@
       <w:pPr>
         <w:keepNext w:val="0"/>
         <w:keepLines/>
-        <w:spacing w:before="30" w:after="0" w:line="266" w:lineRule="auto"/>
+        <w:spacing w:before="30" w:after="0" w:line="262" w:lineRule="auto"/>
       </w:pPr>
       <w:r>
         <w:rPr>
@@ -1457,7 +1457,7 @@
     <w:p>
       <w:pPr>
         <w:keepNext/>
-        <w:spacing w:before="130" w:after="20" w:line="266" w:lineRule="auto"/>
+        <w:spacing w:before="120" w:after="20" w:line="262" w:lineRule="auto"/>
       </w:pPr>
       <w:r>
         <w:rPr>
@@ -1474,7 +1474,7 @@
       <w:pPr>
         <w:keepNext/>
         <w:spacing w:before="30" w:after="120" w:line="240" w:lineRule="auto"/>
-        <w:ind w:right="9405"/>
+        <w:ind w:right="9717"/>
         <w:pBdr>
           <w:bottom w:val="single" w:sz="16" w:space="0" w:color="13323C"/>
         </w:pBdr>
@@ -1489,7 +1489,7 @@
     </w:p>
     <w:p>
       <w:pPr>
-        <w:spacing w:before="0" w:after="46" w:line="266" w:lineRule="auto"/>
+        <w:spacing w:before="0" w:after="34" w:line="262" w:lineRule="auto"/>
         <w:ind w:left="227" w:hanging="227"/>
         <w:jc w:val="both"/>
       </w:pPr>
@@ -1525,7 +1525,7 @@
     </w:p>
     <w:p>
       <w:pPr>
-        <w:spacing w:before="0" w:after="46" w:line="266" w:lineRule="auto"/>
+        <w:spacing w:before="0" w:after="34" w:line="262" w:lineRule="auto"/>
         <w:ind w:left="227" w:hanging="227"/>
         <w:jc w:val="both"/>
       </w:pPr>
@@ -1561,7 +1561,7 @@
     </w:p>
     <w:p>
       <w:pPr>
-        <w:spacing w:before="0" w:after="46" w:line="266" w:lineRule="auto"/>
+        <w:spacing w:before="0" w:after="34" w:line="262" w:lineRule="auto"/>
         <w:ind w:left="227" w:hanging="227"/>
         <w:jc w:val="both"/>
       </w:pPr>
@@ -1598,7 +1598,7 @@
     <w:p>
       <w:pPr>
         <w:keepNext/>
-        <w:spacing w:before="130" w:after="20" w:line="266" w:lineRule="auto"/>
+        <w:spacing w:before="120" w:after="20" w:line="262" w:lineRule="auto"/>
       </w:pPr>
       <w:r>
         <w:rPr>
@@ -1615,7 +1615,7 @@
       <w:pPr>
         <w:keepNext/>
         <w:spacing w:before="30" w:after="120" w:line="240" w:lineRule="auto"/>
-        <w:ind w:right="9405"/>
+        <w:ind w:right="9717"/>
         <w:pBdr>
           <w:bottom w:val="single" w:sz="16" w:space="0" w:color="13323C"/>
         </w:pBdr>
@@ -1630,7 +1630,7 @@
     </w:p>
     <w:p>
       <w:pPr>
-        <w:spacing w:before="0" w:after="0" w:line="305" w:lineRule="auto"/>
+        <w:spacing w:before="0" w:after="0" w:line="300" w:lineRule="auto"/>
         <w:suppressAutoHyphens w:val="1"/>
       </w:pPr>
       <w:r>
@@ -1747,7 +1747,7 @@
     <w:p>
       <w:pPr>
         <w:keepNext/>
-        <w:spacing w:before="130" w:after="20" w:line="266" w:lineRule="auto"/>
+        <w:spacing w:before="120" w:after="20" w:line="262" w:lineRule="auto"/>
       </w:pPr>
       <w:r>
         <w:rPr>
@@ -1764,7 +1764,7 @@
       <w:pPr>
         <w:keepNext/>
         <w:spacing w:before="30" w:after="120" w:line="240" w:lineRule="auto"/>
-        <w:ind w:right="9405"/>
+        <w:ind w:right="9717"/>
         <w:pBdr>
           <w:bottom w:val="single" w:sz="16" w:space="0" w:color="13323C"/>
         </w:pBdr>
@@ -1779,7 +1779,7 @@
     </w:p>
     <w:p>
       <w:pPr>
-        <w:spacing w:before="0" w:after="46" w:line="266" w:lineRule="auto"/>
+        <w:spacing w:before="0" w:after="34" w:line="262" w:lineRule="auto"/>
         <w:ind w:left="227" w:hanging="227"/>
         <w:jc w:val="both"/>
       </w:pPr>
@@ -1815,7 +1815,7 @@
     </w:p>
     <w:p>
       <w:pPr>
-        <w:spacing w:before="0" w:after="46" w:line="266" w:lineRule="auto"/>
+        <w:spacing w:before="0" w:after="34" w:line="262" w:lineRule="auto"/>
         <w:ind w:left="227" w:hanging="227"/>
         <w:jc w:val="both"/>
       </w:pPr>
@@ -1851,7 +1851,7 @@
     </w:p>
     <w:sectPr>
       <w:pgSz w:w="12240" w:h="15840"/>
-      <w:pgMar w:top="397" w:right="964" w:bottom="454" w:left="1077" w:header="720" w:footer="720" w:gutter="0"/>
+      <w:pgMar w:top="397" w:right="822" w:bottom="397" w:left="907" w:header="720" w:footer="720" w:gutter="0"/>
       <w:cols w:space="720"/>
       <w:docGrid w:linePitch="360"/>
     </w:sectPr>
@@ -2223,12 +2223,12 @@
     <w:qFormat/>
     <w:rsid w:val="00FC693F"/>
     <w:pPr>
-      <w:spacing w:before="0" w:after="0" w:line="266" w:lineRule="auto"/>
+      <w:spacing w:before="0" w:after="0" w:line="262" w:lineRule="auto"/>
     </w:pPr>
     <w:rPr>
       <w:rFonts w:ascii="Calibri" w:hAnsi="Calibri" w:eastAsia="Calibri"/>
       <w:color w:val="353A3D"/>
-      <w:sz w:val="20"/>
+      <w:sz w:val="19"/>
       <w:lang w:val="es-CL"/>
     </w:rPr>
   </w:style>

--- a/cv-trabajador-social-uc/CV_Jeniffer_Mieres_02_Banda.docx
+++ b/cv-trabajador-social-uc/CV_Jeniffer_Mieres_02_Banda.docx
@@ -1134,7 +1134,7 @@
           <w:color w:val="151A1C"/>
           <w:sz w:val="20"/>
         </w:rPr>
-        <w:t>Creé desde cero el área de Bienestar Social</w:t>
+        <w:t>Creé el departamento desde cero</w:t>
       </w:r>
       <w:r>
         <w:rPr>

--- a/cv-trabajador-social-uc/CV_Jeniffer_Mieres_02_Banda.docx
+++ b/cv-trabajador-social-uc/CV_Jeniffer_Mieres_02_Banda.docx
@@ -110,7 +110,7 @@
           <w:b w:val="0"/>
           <w:sz w:val="19"/>
         </w:rPr>
-        <w:t>Trabajadora Social titulada con distinción y más de 9 años de experiencia en bienestar laboral, gestión de beneficios y atención social directa, desarrollada en instituciones de educación superior y en empresa privada.</w:t>
+        <w:t>Trabajadora Social titulada con distinción y más de 9 años de experiencia en bienestar laboral, gestión de beneficios, evaluación socioeconómica y acompañamiento social.</w:t>
       </w:r>
     </w:p>
     <w:p>
@@ -124,7 +124,7 @@
           <w:b w:val="0"/>
           <w:sz w:val="19"/>
         </w:rPr>
-        <w:t>Creé desde cero el Departamento de Bienestar Social de una organización con más de 200 colaboradores, administrando el Seguro Complementario de Salud, las licencias médicas y las cargas familiares de la dotación. Luego lideré la gestión de personas y bienestar en la consultora minera Bmining, a cargo de los programas de bienestar, convenios, plan anual de capacitación, clima laboral y de la matriz de riesgo y salud en el trabajo con seguimiento por KPI.</w:t>
+        <w:t>Creé desde cero el Departamento de Bienestar Social de una organización con más de 200 colaboradores, administrando el Seguro Complementario de Salud, las licencias médicas y las cargas familiares. Luego lideré la gestión de personas y bienestar en la consultora minera Bmining, a cargo de programas, convenios, capacitación y clima laboral, y de la matriz de riesgo y salud en el trabajo con seguimiento por KPI.</w:t>
       </w:r>
     </w:p>
     <w:p>
@@ -138,7 +138,7 @@
           <w:b w:val="0"/>
           <w:sz w:val="19"/>
         </w:rPr>
-        <w:t>Hoy me desempeño en la Universidad de Santiago de Chile, donde realizo evaluaciones socioeconómicas en los sistemas del Ministerio de Educación, gestiono beneficios ministeriales e internos y acompaño casos que requieren articular áreas internas con redes de apoyo. A la atención directa sumo una mirada de proceso: fui auditora interna del Sistema de Gestión Integrado (ISO 9001, 14001 y 45001).</w:t>
+        <w:t>Hoy, en la Universidad de Santiago de Chile, realizo evaluaciones socioeconómicas, gestiono beneficios ministeriales e internos y acompaño casos que requieren articular áreas internas con redes de apoyo. Sumo además una mirada de proceso: fui auditora interna del Sistema de Gestión Integrado (ISO 9001, 14001 y 45001).</w:t>
       </w:r>
     </w:p>
     <w:p>

--- a/cv-trabajador-social-uc/CV_Jeniffer_Mieres_02_Banda.docx
+++ b/cv-trabajador-social-uc/CV_Jeniffer_Mieres_02_Banda.docx
@@ -124,7 +124,7 @@
           <w:b w:val="0"/>
           <w:sz w:val="19"/>
         </w:rPr>
-        <w:t>Creé desde cero el Departamento de Bienestar Social de una organización con más de 200 colaboradores, administrando el Seguro Complementario de Salud, las licencias médicas y las cargas familiares. Luego lideré la gestión de personas y bienestar en la consultora minera Bmining, a cargo de programas, convenios, capacitación y clima laboral, y de la matriz de riesgo y salud en el trabajo con seguimiento por KPI.</w:t>
+        <w:t>Diseñé e implementé el Departamento de Bienestar Social de una organización con más de 200 colaboradores, administrando el Seguro Complementario de Salud, las licencias médicas y las cargas familiares. Luego lideré la gestión de personas y bienestar en la consultora minera Bmining, a cargo de programas, convenios, capacitación y clima laboral, y de la matriz de riesgo y salud en el trabajo con seguimiento por KPI.</w:t>
       </w:r>
     </w:p>
     <w:p>
@@ -1134,7 +1134,7 @@
           <w:color w:val="151A1C"/>
           <w:sz w:val="20"/>
         </w:rPr>
-        <w:t>Creé el departamento desde cero</w:t>
+        <w:t>Diseñé e implementé el departamento desde su origen</w:t>
       </w:r>
       <w:r>
         <w:rPr>
@@ -1142,7 +1142,7 @@
           <w:b w:val="0"/>
           <w:sz w:val="20"/>
         </w:rPr>
-        <w:t xml:space="preserve"> para una dotación de más de 200 colaboradores, definiendo la planificación de actividades y beneficios.</w:t>
+        <w:t>, para una dotación de más de 200 colaboradores, definiendo la planificación de actividades y beneficios.</w:t>
       </w:r>
     </w:p>
     <w:p>

--- a/cv-trabajador-social-uc/CV_Jeniffer_Mieres_02_Banda.docx
+++ b/cv-trabajador-social-uc/CV_Jeniffer_Mieres_02_Banda.docx
@@ -12,6 +12,7 @@
         <w:rPr>
           <w:rFonts w:ascii="Cambria" w:hAnsi="Cambria" w:eastAsia="Cambria" w:cs="Cambria"/>
           <w:b w:val="0"/>
+          <w:i w:val="0"/>
           <w:color w:val="FFFFFF"/>
           <w:sz w:val="40"/>
           <w:spacing w:val="10"/>
@@ -29,6 +30,7 @@
         <w:rPr>
           <w:rFonts w:ascii="Calibri" w:hAnsi="Calibri" w:eastAsia="Calibri" w:cs="Calibri"/>
           <w:b/>
+          <w:i w:val="0"/>
           <w:color w:val="C5D2D6"/>
           <w:sz w:val="16"/>
           <w:spacing w:val="34"/>
@@ -46,6 +48,7 @@
         <w:rPr>
           <w:rFonts w:ascii="Calibri" w:hAnsi="Calibri" w:eastAsia="Calibri" w:cs="Calibri"/>
           <w:b w:val="0"/>
+          <w:i w:val="0"/>
           <w:color w:val="C5D2D6"/>
           <w:sz w:val="17"/>
         </w:rPr>
@@ -62,6 +65,7 @@
         <w:rPr>
           <w:rFonts w:ascii="Calibri" w:hAnsi="Calibri" w:eastAsia="Calibri" w:cs="Calibri"/>
           <w:b w:val="0"/>
+          <w:i w:val="0"/>
           <w:sz w:val="8"/>
         </w:rPr>
       </w:r>
@@ -75,6 +79,7 @@
         <w:rPr>
           <w:rFonts w:ascii="Calibri" w:hAnsi="Calibri" w:eastAsia="Calibri" w:cs="Calibri"/>
           <w:b/>
+          <w:i w:val="0"/>
           <w:color w:val="13323C"/>
           <w:sz w:val="17"/>
           <w:spacing w:val="48"/>
@@ -95,6 +100,7 @@
         <w:rPr>
           <w:rFonts w:ascii="Calibri" w:hAnsi="Calibri" w:eastAsia="Calibri" w:cs="Calibri"/>
           <w:b w:val="0"/>
+          <w:i w:val="0"/>
           <w:sz w:val="4"/>
         </w:rPr>
       </w:r>
@@ -108,6 +114,7 @@
         <w:rPr>
           <w:rFonts w:ascii="Calibri" w:hAnsi="Calibri" w:eastAsia="Calibri" w:cs="Calibri"/>
           <w:b w:val="0"/>
+          <w:i w:val="0"/>
           <w:sz w:val="19"/>
         </w:rPr>
         <w:t>Trabajadora Social titulada con distinción y más de 9 años de experiencia en bienestar laboral, gestión de beneficios, evaluación socioeconómica y acompañamiento social.</w:t>
@@ -122,6 +129,7 @@
         <w:rPr>
           <w:rFonts w:ascii="Calibri" w:hAnsi="Calibri" w:eastAsia="Calibri" w:cs="Calibri"/>
           <w:b w:val="0"/>
+          <w:i w:val="0"/>
           <w:sz w:val="19"/>
         </w:rPr>
         <w:t>Diseñé e implementé el Departamento de Bienestar Social de una organización con más de 200 colaboradores, administrando el Seguro Complementario de Salud, las licencias médicas y las cargas familiares. Luego lideré la gestión de personas y bienestar en la consultora minera Bmining, a cargo de programas, convenios, capacitación y clima laboral, y de la matriz de riesgo y salud en el trabajo con seguimiento por KPI.</w:t>
@@ -136,6 +144,7 @@
         <w:rPr>
           <w:rFonts w:ascii="Calibri" w:hAnsi="Calibri" w:eastAsia="Calibri" w:cs="Calibri"/>
           <w:b w:val="0"/>
+          <w:i w:val="0"/>
           <w:sz w:val="19"/>
         </w:rPr>
         <w:t>Hoy, en la Universidad de Santiago de Chile, realizo evaluaciones socioeconómicas, gestiono beneficios ministeriales e internos y acompaño casos que requieren articular áreas internas con redes de apoyo. Sumo además una mirada de proceso: fui auditora interna del Sistema de Gestión Integrado (ISO 9001, 14001 y 45001).</w:t>
@@ -150,6 +159,7 @@
         <w:rPr>
           <w:rFonts w:ascii="Calibri" w:hAnsi="Calibri" w:eastAsia="Calibri" w:cs="Calibri"/>
           <w:b/>
+          <w:i w:val="0"/>
           <w:color w:val="13323C"/>
           <w:sz w:val="17"/>
           <w:spacing w:val="48"/>
@@ -170,6 +180,7 @@
         <w:rPr>
           <w:rFonts w:ascii="Calibri" w:hAnsi="Calibri" w:eastAsia="Calibri" w:cs="Calibri"/>
           <w:b w:val="0"/>
+          <w:i w:val="0"/>
           <w:sz w:val="4"/>
         </w:rPr>
       </w:r>
@@ -183,6 +194,7 @@
         <w:rPr>
           <w:rFonts w:ascii="Calibri" w:hAnsi="Calibri" w:eastAsia="Calibri" w:cs="Calibri"/>
           <w:b w:val="0"/>
+          <w:i w:val="0"/>
           <w:sz w:val="19"/>
         </w:rPr>
         <w:t>Creación, implementación y evaluación de programas de bienestar</w:t>
@@ -191,6 +203,7 @@
         <w:rPr>
           <w:rFonts w:ascii="Calibri" w:hAnsi="Calibri" w:eastAsia="Calibri" w:cs="Calibri"/>
           <w:b w:val="0"/>
+          <w:i w:val="0"/>
           <w:color w:val="AEB3B6"/>
           <w:sz w:val="19"/>
         </w:rPr>
@@ -200,6 +213,7 @@
         <w:rPr>
           <w:rFonts w:ascii="Calibri" w:hAnsi="Calibri" w:eastAsia="Calibri" w:cs="Calibri"/>
           <w:b w:val="0"/>
+          <w:i w:val="0"/>
           <w:sz w:val="19"/>
         </w:rPr>
         <w:t>Gestión de beneficios internos y externos</w:t>
@@ -208,6 +222,7 @@
         <w:rPr>
           <w:rFonts w:ascii="Calibri" w:hAnsi="Calibri" w:eastAsia="Calibri" w:cs="Calibri"/>
           <w:b w:val="0"/>
+          <w:i w:val="0"/>
           <w:color w:val="AEB3B6"/>
           <w:sz w:val="19"/>
         </w:rPr>
@@ -217,6 +232,7 @@
         <w:rPr>
           <w:rFonts w:ascii="Calibri" w:hAnsi="Calibri" w:eastAsia="Calibri" w:cs="Calibri"/>
           <w:b w:val="0"/>
+          <w:i w:val="0"/>
           <w:sz w:val="19"/>
         </w:rPr>
         <w:t>Evaluación socioeconómica e informes sociales</w:t>
@@ -225,6 +241,7 @@
         <w:rPr>
           <w:rFonts w:ascii="Calibri" w:hAnsi="Calibri" w:eastAsia="Calibri" w:cs="Calibri"/>
           <w:b w:val="0"/>
+          <w:i w:val="0"/>
           <w:color w:val="AEB3B6"/>
           <w:sz w:val="19"/>
         </w:rPr>
@@ -234,6 +251,7 @@
         <w:rPr>
           <w:rFonts w:ascii="Calibri" w:hAnsi="Calibri" w:eastAsia="Calibri" w:cs="Calibri"/>
           <w:b w:val="0"/>
+          <w:i w:val="0"/>
           <w:sz w:val="19"/>
         </w:rPr>
         <w:t>Seguro Complementario de Salud</w:t>
@@ -242,6 +260,7 @@
         <w:rPr>
           <w:rFonts w:ascii="Calibri" w:hAnsi="Calibri" w:eastAsia="Calibri" w:cs="Calibri"/>
           <w:b w:val="0"/>
+          <w:i w:val="0"/>
           <w:color w:val="AEB3B6"/>
           <w:sz w:val="19"/>
         </w:rPr>
@@ -251,6 +270,7 @@
         <w:rPr>
           <w:rFonts w:ascii="Calibri" w:hAnsi="Calibri" w:eastAsia="Calibri" w:cs="Calibri"/>
           <w:b w:val="0"/>
+          <w:i w:val="0"/>
           <w:sz w:val="19"/>
         </w:rPr>
         <w:t>Licencias médicas y cargas familiares</w:t>
@@ -259,6 +279,7 @@
         <w:rPr>
           <w:rFonts w:ascii="Calibri" w:hAnsi="Calibri" w:eastAsia="Calibri" w:cs="Calibri"/>
           <w:b w:val="0"/>
+          <w:i w:val="0"/>
           <w:color w:val="AEB3B6"/>
           <w:sz w:val="19"/>
         </w:rPr>
@@ -268,6 +289,7 @@
         <w:rPr>
           <w:rFonts w:ascii="Calibri" w:hAnsi="Calibri" w:eastAsia="Calibri" w:cs="Calibri"/>
           <w:b w:val="0"/>
+          <w:i w:val="0"/>
           <w:sz w:val="19"/>
         </w:rPr>
         <w:t>Convenios institucionales y gestión de proveedores</w:t>
@@ -276,6 +298,7 @@
         <w:rPr>
           <w:rFonts w:ascii="Calibri" w:hAnsi="Calibri" w:eastAsia="Calibri" w:cs="Calibri"/>
           <w:b w:val="0"/>
+          <w:i w:val="0"/>
           <w:color w:val="AEB3B6"/>
           <w:sz w:val="19"/>
         </w:rPr>
@@ -285,6 +308,7 @@
         <w:rPr>
           <w:rFonts w:ascii="Calibri" w:hAnsi="Calibri" w:eastAsia="Calibri" w:cs="Calibri"/>
           <w:b w:val="0"/>
+          <w:i w:val="0"/>
           <w:sz w:val="19"/>
         </w:rPr>
         <w:t>Orientación en salud y vivienda</w:t>
@@ -293,6 +317,7 @@
         <w:rPr>
           <w:rFonts w:ascii="Calibri" w:hAnsi="Calibri" w:eastAsia="Calibri" w:cs="Calibri"/>
           <w:b w:val="0"/>
+          <w:i w:val="0"/>
           <w:color w:val="AEB3B6"/>
           <w:sz w:val="19"/>
         </w:rPr>
@@ -302,6 +327,7 @@
         <w:rPr>
           <w:rFonts w:ascii="Calibri" w:hAnsi="Calibri" w:eastAsia="Calibri" w:cs="Calibri"/>
           <w:b w:val="0"/>
+          <w:i w:val="0"/>
           <w:sz w:val="19"/>
         </w:rPr>
         <w:t>Coordinación de actividades y eventos</w:t>
@@ -310,6 +336,7 @@
         <w:rPr>
           <w:rFonts w:ascii="Calibri" w:hAnsi="Calibri" w:eastAsia="Calibri" w:cs="Calibri"/>
           <w:b w:val="0"/>
+          <w:i w:val="0"/>
           <w:color w:val="AEB3B6"/>
           <w:sz w:val="19"/>
         </w:rPr>
@@ -319,6 +346,7 @@
         <w:rPr>
           <w:rFonts w:ascii="Calibri" w:hAnsi="Calibri" w:eastAsia="Calibri" w:cs="Calibri"/>
           <w:b w:val="0"/>
+          <w:i w:val="0"/>
           <w:sz w:val="19"/>
         </w:rPr>
         <w:t>Diseño y facilitación de talleres y capacitaciones</w:t>
@@ -327,6 +355,7 @@
         <w:rPr>
           <w:rFonts w:ascii="Calibri" w:hAnsi="Calibri" w:eastAsia="Calibri" w:cs="Calibri"/>
           <w:b w:val="0"/>
+          <w:i w:val="0"/>
           <w:color w:val="AEB3B6"/>
           <w:sz w:val="19"/>
         </w:rPr>
@@ -336,6 +365,7 @@
         <w:rPr>
           <w:rFonts w:ascii="Calibri" w:hAnsi="Calibri" w:eastAsia="Calibri" w:cs="Calibri"/>
           <w:b w:val="0"/>
+          <w:i w:val="0"/>
           <w:sz w:val="19"/>
         </w:rPr>
         <w:t>Diversidad e inclusión</w:t>
@@ -350,6 +380,7 @@
         <w:rPr>
           <w:rFonts w:ascii="Calibri" w:hAnsi="Calibri" w:eastAsia="Calibri" w:cs="Calibri"/>
           <w:b/>
+          <w:i w:val="0"/>
           <w:color w:val="13323C"/>
           <w:sz w:val="17"/>
           <w:spacing w:val="48"/>
@@ -370,6 +401,7 @@
         <w:rPr>
           <w:rFonts w:ascii="Calibri" w:hAnsi="Calibri" w:eastAsia="Calibri" w:cs="Calibri"/>
           <w:b w:val="0"/>
+          <w:i w:val="0"/>
           <w:sz w:val="4"/>
         </w:rPr>
       </w:r>
@@ -387,6 +419,7 @@
         <w:rPr>
           <w:rFonts w:ascii="Cambria" w:hAnsi="Cambria" w:eastAsia="Cambria" w:cs="Cambria"/>
           <w:b/>
+          <w:i w:val="0"/>
           <w:color w:val="151A1C"/>
           <w:sz w:val="20"/>
         </w:rPr>
@@ -396,9 +429,11 @@
         <w:rPr>
           <w:rFonts w:ascii="Calibri" w:hAnsi="Calibri" w:eastAsia="Calibri" w:cs="Calibri"/>
           <w:b w:val="0"/>
+          <w:i w:val="0"/>
           <w:color w:val="6E7478"/>
-          <w:sz w:val="18"/>
-          <w:spacing w:val="12"/>
+          <w:sz w:val="15"/>
+          <w:caps w:val="1"/>
+          <w:spacing w:val="22"/>
         </w:rPr>
         <w:tab/>
         <w:t>Agosto 2023 – Actualidad</w:t>
@@ -412,11 +447,12 @@
       </w:pPr>
       <w:r>
         <w:rPr>
-          <w:rFonts w:ascii="Calibri" w:hAnsi="Calibri" w:eastAsia="Calibri" w:cs="Calibri"/>
+          <w:rFonts w:ascii="Cambria" w:hAnsi="Cambria" w:eastAsia="Cambria" w:cs="Cambria"/>
           <w:b w:val="0"/>
+          <w:i/>
           <w:color w:val="6E7478"/>
           <w:sz w:val="19"/>
-          <w:spacing w:val="6"/>
+          <w:spacing w:val="4"/>
         </w:rPr>
         <w:t>Trabajadora Social · Departamento de Beneficios Estudiantiles</w:t>
       </w:r>
@@ -433,6 +469,7 @@
         <w:rPr>
           <w:rFonts w:ascii="Calibri" w:hAnsi="Calibri" w:eastAsia="Calibri" w:cs="Calibri"/>
           <w:b w:val="0"/>
+          <w:i w:val="0"/>
           <w:color w:val="13323C"/>
           <w:sz w:val="14"/>
         </w:rPr>
@@ -445,6 +482,7 @@
         <w:rPr>
           <w:rFonts w:ascii="Calibri" w:hAnsi="Calibri" w:eastAsia="Calibri" w:cs="Calibri"/>
           <w:b w:val="0"/>
+          <w:i w:val="0"/>
           <w:sz w:val="20"/>
         </w:rPr>
         <w:t xml:space="preserve">Realizo la </w:t>
@@ -453,6 +491,7 @@
         <w:rPr>
           <w:rFonts w:ascii="Calibri" w:hAnsi="Calibri" w:eastAsia="Calibri" w:cs="Calibri"/>
           <w:b/>
+          <w:i w:val="0"/>
           <w:color w:val="151A1C"/>
           <w:sz w:val="20"/>
         </w:rPr>
@@ -462,6 +501,7 @@
         <w:rPr>
           <w:rFonts w:ascii="Calibri" w:hAnsi="Calibri" w:eastAsia="Calibri" w:cs="Calibri"/>
           <w:b w:val="0"/>
+          <w:i w:val="0"/>
           <w:sz w:val="20"/>
         </w:rPr>
         <w:t xml:space="preserve"> de cada caso, revisando antecedentes y acreditaciones en los sistemas del Ministerio de Educación para definir con autonomía qué apoyo corresponde.</w:t>
@@ -479,6 +519,7 @@
         <w:rPr>
           <w:rFonts w:ascii="Calibri" w:hAnsi="Calibri" w:eastAsia="Calibri" w:cs="Calibri"/>
           <w:b w:val="0"/>
+          <w:i w:val="0"/>
           <w:color w:val="13323C"/>
           <w:sz w:val="14"/>
         </w:rPr>
@@ -491,6 +532,7 @@
         <w:rPr>
           <w:rFonts w:ascii="Calibri" w:hAnsi="Calibri" w:eastAsia="Calibri" w:cs="Calibri"/>
           <w:b w:val="0"/>
+          <w:i w:val="0"/>
           <w:sz w:val="20"/>
         </w:rPr>
         <w:t xml:space="preserve">Gestiono </w:t>
@@ -499,6 +541,7 @@
         <w:rPr>
           <w:rFonts w:ascii="Calibri" w:hAnsi="Calibri" w:eastAsia="Calibri" w:cs="Calibri"/>
           <w:b/>
+          <w:i w:val="0"/>
           <w:color w:val="151A1C"/>
           <w:sz w:val="20"/>
         </w:rPr>
@@ -508,6 +551,7 @@
         <w:rPr>
           <w:rFonts w:ascii="Calibri" w:hAnsi="Calibri" w:eastAsia="Calibri" w:cs="Calibri"/>
           <w:b w:val="0"/>
+          <w:i w:val="0"/>
           <w:sz w:val="20"/>
         </w:rPr>
         <w:t xml:space="preserve"> de principio a fin: verificación de requisitos, preselección, seguimiento y registro documental. Elaboro informes sociales y mantengo la trazabilidad de la cartera de casos a mi cargo.</w:t>
@@ -525,6 +569,7 @@
         <w:rPr>
           <w:rFonts w:ascii="Calibri" w:hAnsi="Calibri" w:eastAsia="Calibri" w:cs="Calibri"/>
           <w:b w:val="0"/>
+          <w:i w:val="0"/>
           <w:color w:val="13323C"/>
           <w:sz w:val="14"/>
         </w:rPr>
@@ -537,6 +582,7 @@
         <w:rPr>
           <w:rFonts w:ascii="Calibri" w:hAnsi="Calibri" w:eastAsia="Calibri" w:cs="Calibri"/>
           <w:b w:val="0"/>
+          <w:i w:val="0"/>
           <w:sz w:val="20"/>
         </w:rPr>
         <w:t xml:space="preserve">Atiendo al estudiantado de manera permanente y entrego </w:t>
@@ -545,6 +591,7 @@
         <w:rPr>
           <w:rFonts w:ascii="Calibri" w:hAnsi="Calibri" w:eastAsia="Calibri" w:cs="Calibri"/>
           <w:b/>
+          <w:i w:val="0"/>
           <w:color w:val="151A1C"/>
           <w:sz w:val="20"/>
         </w:rPr>
@@ -554,6 +601,7 @@
         <w:rPr>
           <w:rFonts w:ascii="Calibri" w:hAnsi="Calibri" w:eastAsia="Calibri" w:cs="Calibri"/>
           <w:b w:val="0"/>
+          <w:i w:val="0"/>
           <w:sz w:val="20"/>
         </w:rPr>
         <w:t>, acompañándolo durante todo el proceso de postulación.</w:t>
@@ -571,6 +619,7 @@
         <w:rPr>
           <w:rFonts w:ascii="Calibri" w:hAnsi="Calibri" w:eastAsia="Calibri" w:cs="Calibri"/>
           <w:b w:val="0"/>
+          <w:i w:val="0"/>
           <w:color w:val="13323C"/>
           <w:sz w:val="14"/>
         </w:rPr>
@@ -583,6 +632,7 @@
         <w:rPr>
           <w:rFonts w:ascii="Calibri" w:hAnsi="Calibri" w:eastAsia="Calibri" w:cs="Calibri"/>
           <w:b/>
+          <w:i w:val="0"/>
           <w:color w:val="151A1C"/>
           <w:sz w:val="20"/>
         </w:rPr>
@@ -592,6 +642,7 @@
         <w:rPr>
           <w:rFonts w:ascii="Calibri" w:hAnsi="Calibri" w:eastAsia="Calibri" w:cs="Calibri"/>
           <w:b w:val="0"/>
+          <w:i w:val="0"/>
           <w:sz w:val="20"/>
         </w:rPr>
         <w:t xml:space="preserve"> con áreas internas de la universidad y con redes de apoyo externas cuando la necesidad excede el ámbito académico.</w:t>
@@ -610,6 +661,7 @@
         <w:rPr>
           <w:rFonts w:ascii="Cambria" w:hAnsi="Cambria" w:eastAsia="Cambria" w:cs="Cambria"/>
           <w:b/>
+          <w:i w:val="0"/>
           <w:color w:val="151A1C"/>
           <w:sz w:val="20"/>
         </w:rPr>
@@ -619,9 +671,11 @@
         <w:rPr>
           <w:rFonts w:ascii="Calibri" w:hAnsi="Calibri" w:eastAsia="Calibri" w:cs="Calibri"/>
           <w:b w:val="0"/>
+          <w:i w:val="0"/>
           <w:color w:val="6E7478"/>
-          <w:sz w:val="18"/>
-          <w:spacing w:val="12"/>
+          <w:sz w:val="15"/>
+          <w:caps w:val="1"/>
+          <w:spacing w:val="22"/>
         </w:rPr>
         <w:tab/>
         <w:t>Octubre 2018 – Febrero 2023</w:t>
@@ -635,11 +689,12 @@
       </w:pPr>
       <w:r>
         <w:rPr>
-          <w:rFonts w:ascii="Calibri" w:hAnsi="Calibri" w:eastAsia="Calibri" w:cs="Calibri"/>
+          <w:rFonts w:ascii="Cambria" w:hAnsi="Cambria" w:eastAsia="Cambria" w:cs="Cambria"/>
           <w:b w:val="0"/>
+          <w:i/>
           <w:color w:val="6E7478"/>
           <w:sz w:val="19"/>
-          <w:spacing w:val="6"/>
+          <w:spacing w:val="4"/>
         </w:rPr>
         <w:t>Líder en Gestión de Personas · Consultora para la industria minera</w:t>
       </w:r>
@@ -656,6 +711,7 @@
         <w:rPr>
           <w:rFonts w:ascii="Calibri" w:hAnsi="Calibri" w:eastAsia="Calibri" w:cs="Calibri"/>
           <w:b w:val="0"/>
+          <w:i w:val="0"/>
           <w:color w:val="13323C"/>
           <w:sz w:val="14"/>
         </w:rPr>
@@ -668,6 +724,7 @@
         <w:rPr>
           <w:rFonts w:ascii="Calibri" w:hAnsi="Calibri" w:eastAsia="Calibri" w:cs="Calibri"/>
           <w:b w:val="0"/>
+          <w:i w:val="0"/>
           <w:sz w:val="20"/>
         </w:rPr>
         <w:t xml:space="preserve">Estuve a cargo de los </w:t>
@@ -676,6 +733,7 @@
         <w:rPr>
           <w:rFonts w:ascii="Calibri" w:hAnsi="Calibri" w:eastAsia="Calibri" w:cs="Calibri"/>
           <w:b/>
+          <w:i w:val="0"/>
           <w:color w:val="151A1C"/>
           <w:sz w:val="20"/>
         </w:rPr>
@@ -685,6 +743,7 @@
         <w:rPr>
           <w:rFonts w:ascii="Calibri" w:hAnsi="Calibri" w:eastAsia="Calibri" w:cs="Calibri"/>
           <w:b w:val="0"/>
+          <w:i w:val="0"/>
           <w:sz w:val="20"/>
         </w:rPr>
         <w:t xml:space="preserve"> de los colaboradores, desde la definición de la oferta hasta su implementación y seguimiento, con foco en el clima laboral y en el día a día de la empresa.</w:t>
@@ -702,6 +761,7 @@
         <w:rPr>
           <w:rFonts w:ascii="Calibri" w:hAnsi="Calibri" w:eastAsia="Calibri" w:cs="Calibri"/>
           <w:b w:val="0"/>
+          <w:i w:val="0"/>
           <w:color w:val="13323C"/>
           <w:sz w:val="14"/>
         </w:rPr>
@@ -714,6 +774,7 @@
         <w:rPr>
           <w:rFonts w:ascii="Calibri" w:hAnsi="Calibri" w:eastAsia="Calibri" w:cs="Calibri"/>
           <w:b w:val="0"/>
+          <w:i w:val="0"/>
           <w:sz w:val="20"/>
         </w:rPr>
         <w:t xml:space="preserve">Gestioné </w:t>
@@ -722,6 +783,7 @@
         <w:rPr>
           <w:rFonts w:ascii="Calibri" w:hAnsi="Calibri" w:eastAsia="Calibri" w:cs="Calibri"/>
           <w:b/>
+          <w:i w:val="0"/>
           <w:color w:val="151A1C"/>
           <w:sz w:val="20"/>
         </w:rPr>
@@ -731,6 +793,7 @@
         <w:rPr>
           <w:rFonts w:ascii="Calibri" w:hAnsi="Calibri" w:eastAsia="Calibri" w:cs="Calibri"/>
           <w:b w:val="0"/>
+          <w:i w:val="0"/>
           <w:sz w:val="20"/>
         </w:rPr>
         <w:t>, administrando la relación con instituciones y proveedores externos.</w:t>
@@ -748,6 +811,7 @@
         <w:rPr>
           <w:rFonts w:ascii="Calibri" w:hAnsi="Calibri" w:eastAsia="Calibri" w:cs="Calibri"/>
           <w:b w:val="0"/>
+          <w:i w:val="0"/>
           <w:color w:val="13323C"/>
           <w:sz w:val="14"/>
         </w:rPr>
@@ -760,6 +824,7 @@
         <w:rPr>
           <w:rFonts w:ascii="Calibri" w:hAnsi="Calibri" w:eastAsia="Calibri" w:cs="Calibri"/>
           <w:b w:val="0"/>
+          <w:i w:val="0"/>
           <w:sz w:val="20"/>
         </w:rPr>
         <w:t xml:space="preserve">Organicé </w:t>
@@ -768,6 +833,7 @@
         <w:rPr>
           <w:rFonts w:ascii="Calibri" w:hAnsi="Calibri" w:eastAsia="Calibri" w:cs="Calibri"/>
           <w:b/>
+          <w:i w:val="0"/>
           <w:color w:val="151A1C"/>
           <w:sz w:val="20"/>
         </w:rPr>
@@ -777,6 +843,7 @@
         <w:rPr>
           <w:rFonts w:ascii="Calibri" w:hAnsi="Calibri" w:eastAsia="Calibri" w:cs="Calibri"/>
           <w:b w:val="0"/>
+          <w:i w:val="0"/>
           <w:sz w:val="20"/>
         </w:rPr>
         <w:t>, articulando a las distintas áreas para asegurar convocatoria y buena ejecución.</w:t>
@@ -794,6 +861,7 @@
         <w:rPr>
           <w:rFonts w:ascii="Calibri" w:hAnsi="Calibri" w:eastAsia="Calibri" w:cs="Calibri"/>
           <w:b w:val="0"/>
+          <w:i w:val="0"/>
           <w:color w:val="13323C"/>
           <w:sz w:val="14"/>
         </w:rPr>
@@ -806,6 +874,7 @@
         <w:rPr>
           <w:rFonts w:ascii="Calibri" w:hAnsi="Calibri" w:eastAsia="Calibri" w:cs="Calibri"/>
           <w:b w:val="0"/>
+          <w:i w:val="0"/>
           <w:sz w:val="20"/>
         </w:rPr>
         <w:t xml:space="preserve">Tuve a cargo la </w:t>
@@ -814,6 +883,7 @@
         <w:rPr>
           <w:rFonts w:ascii="Calibri" w:hAnsi="Calibri" w:eastAsia="Calibri" w:cs="Calibri"/>
           <w:b/>
+          <w:i w:val="0"/>
           <w:color w:val="151A1C"/>
           <w:sz w:val="20"/>
         </w:rPr>
@@ -823,6 +893,7 @@
         <w:rPr>
           <w:rFonts w:ascii="Calibri" w:hAnsi="Calibri" w:eastAsia="Calibri" w:cs="Calibri"/>
           <w:b w:val="0"/>
+          <w:i w:val="0"/>
           <w:sz w:val="20"/>
         </w:rPr>
         <w:t xml:space="preserve"> junto al prevencionista externo, con seguimiento por KPI para dar cumplimiento a la certificación.</w:t>
@@ -840,6 +911,7 @@
         <w:rPr>
           <w:rFonts w:ascii="Calibri" w:hAnsi="Calibri" w:eastAsia="Calibri" w:cs="Calibri"/>
           <w:b w:val="0"/>
+          <w:i w:val="0"/>
           <w:color w:val="13323C"/>
           <w:sz w:val="14"/>
         </w:rPr>
@@ -852,6 +924,7 @@
         <w:rPr>
           <w:rFonts w:ascii="Calibri" w:hAnsi="Calibri" w:eastAsia="Calibri" w:cs="Calibri"/>
           <w:b w:val="0"/>
+          <w:i w:val="0"/>
           <w:sz w:val="20"/>
         </w:rPr>
         <w:t xml:space="preserve">Lideré el </w:t>
@@ -860,6 +933,7 @@
         <w:rPr>
           <w:rFonts w:ascii="Calibri" w:hAnsi="Calibri" w:eastAsia="Calibri" w:cs="Calibri"/>
           <w:b/>
+          <w:i w:val="0"/>
           <w:color w:val="151A1C"/>
           <w:sz w:val="20"/>
         </w:rPr>
@@ -869,6 +943,7 @@
         <w:rPr>
           <w:rFonts w:ascii="Calibri" w:hAnsi="Calibri" w:eastAsia="Calibri" w:cs="Calibri"/>
           <w:b w:val="0"/>
+          <w:i w:val="0"/>
           <w:sz w:val="20"/>
         </w:rPr>
         <w:t xml:space="preserve"> de la compañía.</w:t>
@@ -886,6 +961,7 @@
         <w:rPr>
           <w:rFonts w:ascii="Calibri" w:hAnsi="Calibri" w:eastAsia="Calibri" w:cs="Calibri"/>
           <w:b w:val="0"/>
+          <w:i w:val="0"/>
           <w:color w:val="13323C"/>
           <w:sz w:val="14"/>
         </w:rPr>
@@ -898,6 +974,7 @@
         <w:rPr>
           <w:rFonts w:ascii="Calibri" w:hAnsi="Calibri" w:eastAsia="Calibri" w:cs="Calibri"/>
           <w:b w:val="0"/>
+          <w:i w:val="0"/>
           <w:sz w:val="20"/>
         </w:rPr>
         <w:t xml:space="preserve">Asumí durante un año el </w:t>
@@ -906,6 +983,7 @@
         <w:rPr>
           <w:rFonts w:ascii="Calibri" w:hAnsi="Calibri" w:eastAsia="Calibri" w:cs="Calibri"/>
           <w:b/>
+          <w:i w:val="0"/>
           <w:color w:val="151A1C"/>
           <w:sz w:val="20"/>
         </w:rPr>
@@ -915,6 +993,7 @@
         <w:rPr>
           <w:rFonts w:ascii="Calibri" w:hAnsi="Calibri" w:eastAsia="Calibri" w:cs="Calibri"/>
           <w:b w:val="0"/>
+          <w:i w:val="0"/>
           <w:sz w:val="20"/>
         </w:rPr>
         <w:t xml:space="preserve"> en las certificaciones ISO 9001:2015, ISO 14001:2015 e ISO 45001:2018 (Seguridad y Salud en el Trabajo).</w:t>
@@ -934,6 +1013,7 @@
         <w:rPr>
           <w:rFonts w:ascii="Cambria" w:hAnsi="Cambria" w:eastAsia="Cambria" w:cs="Cambria"/>
           <w:b/>
+          <w:i w:val="0"/>
           <w:color w:val="151A1C"/>
           <w:sz w:val="20"/>
         </w:rPr>
@@ -943,9 +1023,11 @@
         <w:rPr>
           <w:rFonts w:ascii="Calibri" w:hAnsi="Calibri" w:eastAsia="Calibri" w:cs="Calibri"/>
           <w:b w:val="0"/>
+          <w:i w:val="0"/>
           <w:color w:val="6E7478"/>
-          <w:sz w:val="18"/>
-          <w:spacing w:val="12"/>
+          <w:sz w:val="15"/>
+          <w:caps w:val="1"/>
+          <w:spacing w:val="22"/>
         </w:rPr>
         <w:tab/>
         <w:t>Octubre 2017 – Septiembre 2018</w:t>
@@ -959,11 +1041,12 @@
       </w:pPr>
       <w:r>
         <w:rPr>
-          <w:rFonts w:ascii="Calibri" w:hAnsi="Calibri" w:eastAsia="Calibri" w:cs="Calibri"/>
+          <w:rFonts w:ascii="Cambria" w:hAnsi="Cambria" w:eastAsia="Cambria" w:cs="Cambria"/>
           <w:b w:val="0"/>
+          <w:i/>
           <w:color w:val="6E7478"/>
           <w:sz w:val="19"/>
-          <w:spacing w:val="6"/>
+          <w:spacing w:val="4"/>
         </w:rPr>
         <w:t>Monitora · Grupo Emprendedores</w:t>
       </w:r>
@@ -980,6 +1063,7 @@
         <w:rPr>
           <w:rFonts w:ascii="Calibri" w:hAnsi="Calibri" w:eastAsia="Calibri" w:cs="Calibri"/>
           <w:b w:val="0"/>
+          <w:i w:val="0"/>
           <w:color w:val="13323C"/>
           <w:sz w:val="14"/>
         </w:rPr>
@@ -992,6 +1076,7 @@
         <w:rPr>
           <w:rFonts w:ascii="Calibri" w:hAnsi="Calibri" w:eastAsia="Calibri" w:cs="Calibri"/>
           <w:b w:val="0"/>
+          <w:i w:val="0"/>
           <w:sz w:val="20"/>
         </w:rPr>
         <w:t xml:space="preserve">Diseñé y dicté </w:t>
@@ -1000,6 +1085,7 @@
         <w:rPr>
           <w:rFonts w:ascii="Calibri" w:hAnsi="Calibri" w:eastAsia="Calibri" w:cs="Calibri"/>
           <w:b/>
+          <w:i w:val="0"/>
           <w:color w:val="151A1C"/>
           <w:sz w:val="20"/>
         </w:rPr>
@@ -1009,6 +1095,7 @@
         <w:rPr>
           <w:rFonts w:ascii="Calibri" w:hAnsi="Calibri" w:eastAsia="Calibri" w:cs="Calibri"/>
           <w:b w:val="0"/>
+          <w:i w:val="0"/>
           <w:sz w:val="20"/>
         </w:rPr>
         <w:t xml:space="preserve"> para emprendedores, con metodologías prácticas y grupales, y acompañé la gestión de sus proyectos revisando con cada participante qué reforzar.</w:t>
@@ -1026,6 +1113,7 @@
         <w:rPr>
           <w:rFonts w:ascii="Calibri" w:hAnsi="Calibri" w:eastAsia="Calibri" w:cs="Calibri"/>
           <w:b w:val="0"/>
+          <w:i w:val="0"/>
           <w:color w:val="13323C"/>
           <w:sz w:val="14"/>
         </w:rPr>
@@ -1038,6 +1126,7 @@
         <w:rPr>
           <w:rFonts w:ascii="Calibri" w:hAnsi="Calibri" w:eastAsia="Calibri" w:cs="Calibri"/>
           <w:b w:val="0"/>
+          <w:i w:val="0"/>
           <w:sz w:val="20"/>
         </w:rPr>
         <w:t xml:space="preserve">Orienté a los emprendedores en materia de </w:t>
@@ -1046,6 +1135,7 @@
         <w:rPr>
           <w:rFonts w:ascii="Calibri" w:hAnsi="Calibri" w:eastAsia="Calibri" w:cs="Calibri"/>
           <w:b/>
+          <w:i w:val="0"/>
           <w:color w:val="151A1C"/>
           <w:sz w:val="20"/>
         </w:rPr>
@@ -1055,6 +1145,7 @@
         <w:rPr>
           <w:rFonts w:ascii="Calibri" w:hAnsi="Calibri" w:eastAsia="Calibri" w:cs="Calibri"/>
           <w:b w:val="0"/>
+          <w:i w:val="0"/>
           <w:sz w:val="20"/>
         </w:rPr>
         <w:t>, articulando con las redes de la comuna, y los vinculé con recursos disponibles que muchas veces no sabían que tenían a su alcance.</w:t>
@@ -1073,6 +1164,7 @@
         <w:rPr>
           <w:rFonts w:ascii="Cambria" w:hAnsi="Cambria" w:eastAsia="Cambria" w:cs="Cambria"/>
           <w:b/>
+          <w:i w:val="0"/>
           <w:color w:val="151A1C"/>
           <w:sz w:val="20"/>
         </w:rPr>
@@ -1082,9 +1174,11 @@
         <w:rPr>
           <w:rFonts w:ascii="Calibri" w:hAnsi="Calibri" w:eastAsia="Calibri" w:cs="Calibri"/>
           <w:b w:val="0"/>
+          <w:i w:val="0"/>
           <w:color w:val="6E7478"/>
-          <w:sz w:val="18"/>
-          <w:spacing w:val="12"/>
+          <w:sz w:val="15"/>
+          <w:caps w:val="1"/>
+          <w:spacing w:val="22"/>
         </w:rPr>
         <w:tab/>
         <w:t>Diciembre 2016 – Septiembre 2017</w:t>
@@ -1098,11 +1192,12 @@
       </w:pPr>
       <w:r>
         <w:rPr>
-          <w:rFonts w:ascii="Calibri" w:hAnsi="Calibri" w:eastAsia="Calibri" w:cs="Calibri"/>
+          <w:rFonts w:ascii="Cambria" w:hAnsi="Cambria" w:eastAsia="Cambria" w:cs="Cambria"/>
           <w:b w:val="0"/>
+          <w:i/>
           <w:color w:val="6E7478"/>
           <w:sz w:val="19"/>
-          <w:spacing w:val="6"/>
+          <w:spacing w:val="4"/>
         </w:rPr>
         <w:t>Encargada · Departamento de Bienestar Social</w:t>
       </w:r>
@@ -1119,6 +1214,7 @@
         <w:rPr>
           <w:rFonts w:ascii="Calibri" w:hAnsi="Calibri" w:eastAsia="Calibri" w:cs="Calibri"/>
           <w:b w:val="0"/>
+          <w:i w:val="0"/>
           <w:color w:val="13323C"/>
           <w:sz w:val="14"/>
         </w:rPr>
@@ -1131,6 +1227,7 @@
         <w:rPr>
           <w:rFonts w:ascii="Calibri" w:hAnsi="Calibri" w:eastAsia="Calibri" w:cs="Calibri"/>
           <w:b/>
+          <w:i w:val="0"/>
           <w:color w:val="151A1C"/>
           <w:sz w:val="20"/>
         </w:rPr>
@@ -1140,6 +1237,7 @@
         <w:rPr>
           <w:rFonts w:ascii="Calibri" w:hAnsi="Calibri" w:eastAsia="Calibri" w:cs="Calibri"/>
           <w:b w:val="0"/>
+          <w:i w:val="0"/>
           <w:sz w:val="20"/>
         </w:rPr>
         <w:t>, para una dotación de más de 200 colaboradores, definiendo la planificación de actividades y beneficios.</w:t>
@@ -1157,6 +1255,7 @@
         <w:rPr>
           <w:rFonts w:ascii="Calibri" w:hAnsi="Calibri" w:eastAsia="Calibri" w:cs="Calibri"/>
           <w:b w:val="0"/>
+          <w:i w:val="0"/>
           <w:color w:val="13323C"/>
           <w:sz w:val="14"/>
         </w:rPr>
@@ -1169,6 +1268,7 @@
         <w:rPr>
           <w:rFonts w:ascii="Calibri" w:hAnsi="Calibri" w:eastAsia="Calibri" w:cs="Calibri"/>
           <w:b w:val="0"/>
+          <w:i w:val="0"/>
           <w:sz w:val="20"/>
         </w:rPr>
         <w:t xml:space="preserve">Administré el </w:t>
@@ -1177,6 +1277,7 @@
         <w:rPr>
           <w:rFonts w:ascii="Calibri" w:hAnsi="Calibri" w:eastAsia="Calibri" w:cs="Calibri"/>
           <w:b/>
+          <w:i w:val="0"/>
           <w:color w:val="151A1C"/>
           <w:sz w:val="20"/>
         </w:rPr>
@@ -1186,6 +1287,7 @@
         <w:rPr>
           <w:rFonts w:ascii="Calibri" w:hAnsi="Calibri" w:eastAsia="Calibri" w:cs="Calibri"/>
           <w:b w:val="0"/>
+          <w:i w:val="0"/>
           <w:sz w:val="20"/>
         </w:rPr>
         <w:t xml:space="preserve"> de la dotación, apoyando a los trabajadores en el acceso, uso y tramitación de reembolsos.</w:t>
@@ -1203,6 +1305,7 @@
         <w:rPr>
           <w:rFonts w:ascii="Calibri" w:hAnsi="Calibri" w:eastAsia="Calibri" w:cs="Calibri"/>
           <w:b w:val="0"/>
+          <w:i w:val="0"/>
           <w:color w:val="13323C"/>
           <w:sz w:val="14"/>
         </w:rPr>
@@ -1215,6 +1318,7 @@
         <w:rPr>
           <w:rFonts w:ascii="Calibri" w:hAnsi="Calibri" w:eastAsia="Calibri" w:cs="Calibri"/>
           <w:b w:val="0"/>
+          <w:i w:val="0"/>
           <w:sz w:val="20"/>
         </w:rPr>
         <w:t xml:space="preserve">Gestioné </w:t>
@@ -1223,6 +1327,7 @@
         <w:rPr>
           <w:rFonts w:ascii="Calibri" w:hAnsi="Calibri" w:eastAsia="Calibri" w:cs="Calibri"/>
           <w:b/>
+          <w:i w:val="0"/>
           <w:color w:val="151A1C"/>
           <w:sz w:val="20"/>
         </w:rPr>
@@ -1232,6 +1337,7 @@
         <w:rPr>
           <w:rFonts w:ascii="Calibri" w:hAnsi="Calibri" w:eastAsia="Calibri" w:cs="Calibri"/>
           <w:b w:val="0"/>
+          <w:i w:val="0"/>
           <w:sz w:val="20"/>
         </w:rPr>
         <w:t xml:space="preserve"> y la incorporación de cargas familiares de los trabajadores.</w:t>
@@ -1249,6 +1355,7 @@
         <w:rPr>
           <w:rFonts w:ascii="Calibri" w:hAnsi="Calibri" w:eastAsia="Calibri" w:cs="Calibri"/>
           <w:b w:val="0"/>
+          <w:i w:val="0"/>
           <w:color w:val="13323C"/>
           <w:sz w:val="14"/>
         </w:rPr>
@@ -1261,6 +1368,7 @@
         <w:rPr>
           <w:rFonts w:ascii="Calibri" w:hAnsi="Calibri" w:eastAsia="Calibri" w:cs="Calibri"/>
           <w:b w:val="0"/>
+          <w:i w:val="0"/>
           <w:sz w:val="20"/>
         </w:rPr>
         <w:t xml:space="preserve">Realicé </w:t>
@@ -1269,6 +1377,7 @@
         <w:rPr>
           <w:rFonts w:ascii="Calibri" w:hAnsi="Calibri" w:eastAsia="Calibri" w:cs="Calibri"/>
           <w:b/>
+          <w:i w:val="0"/>
           <w:color w:val="151A1C"/>
           <w:sz w:val="20"/>
         </w:rPr>
@@ -1278,6 +1387,7 @@
         <w:rPr>
           <w:rFonts w:ascii="Calibri" w:hAnsi="Calibri" w:eastAsia="Calibri" w:cs="Calibri"/>
           <w:b w:val="0"/>
+          <w:i w:val="0"/>
           <w:sz w:val="20"/>
         </w:rPr>
         <w:t>, atendiendo en terreno las necesidades de beneficios internos y externos, principalmente en vivienda y salud.</w:t>
@@ -1292,6 +1402,7 @@
         <w:rPr>
           <w:rFonts w:ascii="Calibri" w:hAnsi="Calibri" w:eastAsia="Calibri" w:cs="Calibri"/>
           <w:b/>
+          <w:i w:val="0"/>
           <w:color w:val="13323C"/>
           <w:sz w:val="17"/>
           <w:spacing w:val="48"/>
@@ -1312,6 +1423,7 @@
         <w:rPr>
           <w:rFonts w:ascii="Calibri" w:hAnsi="Calibri" w:eastAsia="Calibri" w:cs="Calibri"/>
           <w:b w:val="0"/>
+          <w:i w:val="0"/>
           <w:sz w:val="4"/>
         </w:rPr>
       </w:r>
@@ -1329,6 +1441,7 @@
         <w:rPr>
           <w:rFonts w:ascii="Cambria" w:hAnsi="Cambria" w:eastAsia="Cambria" w:cs="Cambria"/>
           <w:b/>
+          <w:i w:val="0"/>
           <w:color w:val="151A1C"/>
           <w:sz w:val="20"/>
         </w:rPr>
@@ -1338,9 +1451,11 @@
         <w:rPr>
           <w:rFonts w:ascii="Calibri" w:hAnsi="Calibri" w:eastAsia="Calibri" w:cs="Calibri"/>
           <w:b w:val="0"/>
+          <w:i w:val="0"/>
           <w:color w:val="6E7478"/>
-          <w:sz w:val="18"/>
-          <w:spacing w:val="12"/>
+          <w:sz w:val="15"/>
+          <w:caps w:val="1"/>
+          <w:spacing w:val="22"/>
         </w:rPr>
         <w:tab/>
         <w:t>En curso</w:t>
@@ -1356,6 +1471,7 @@
         <w:rPr>
           <w:rFonts w:ascii="Calibri" w:hAnsi="Calibri" w:eastAsia="Calibri" w:cs="Calibri"/>
           <w:b w:val="0"/>
+          <w:i w:val="0"/>
           <w:color w:val="6E7478"/>
           <w:sz w:val="19"/>
         </w:rPr>
@@ -1375,6 +1491,7 @@
         <w:rPr>
           <w:rFonts w:ascii="Cambria" w:hAnsi="Cambria" w:eastAsia="Cambria" w:cs="Cambria"/>
           <w:b/>
+          <w:i w:val="0"/>
           <w:color w:val="151A1C"/>
           <w:sz w:val="20"/>
         </w:rPr>
@@ -1384,9 +1501,11 @@
         <w:rPr>
           <w:rFonts w:ascii="Calibri" w:hAnsi="Calibri" w:eastAsia="Calibri" w:cs="Calibri"/>
           <w:b w:val="0"/>
+          <w:i w:val="0"/>
           <w:color w:val="6E7478"/>
-          <w:sz w:val="18"/>
-          <w:spacing w:val="12"/>
+          <w:sz w:val="15"/>
+          <w:caps w:val="1"/>
+          <w:spacing w:val="22"/>
         </w:rPr>
         <w:tab/>
         <w:t>2016</w:t>
@@ -1402,6 +1521,7 @@
         <w:rPr>
           <w:rFonts w:ascii="Calibri" w:hAnsi="Calibri" w:eastAsia="Calibri" w:cs="Calibri"/>
           <w:b w:val="0"/>
+          <w:i w:val="0"/>
           <w:color w:val="6E7478"/>
           <w:sz w:val="19"/>
         </w:rPr>
@@ -1421,6 +1541,7 @@
         <w:rPr>
           <w:rFonts w:ascii="Cambria" w:hAnsi="Cambria" w:eastAsia="Cambria" w:cs="Cambria"/>
           <w:b/>
+          <w:i w:val="0"/>
           <w:color w:val="151A1C"/>
           <w:sz w:val="20"/>
         </w:rPr>
@@ -1430,9 +1551,11 @@
         <w:rPr>
           <w:rFonts w:ascii="Calibri" w:hAnsi="Calibri" w:eastAsia="Calibri" w:cs="Calibri"/>
           <w:b w:val="0"/>
+          <w:i w:val="0"/>
           <w:color w:val="6E7478"/>
-          <w:sz w:val="18"/>
-          <w:spacing w:val="12"/>
+          <w:sz w:val="15"/>
+          <w:caps w:val="1"/>
+          <w:spacing w:val="22"/>
         </w:rPr>
         <w:tab/>
         <w:t>2012</w:t>
@@ -1448,6 +1571,7 @@
         <w:rPr>
           <w:rFonts w:ascii="Calibri" w:hAnsi="Calibri" w:eastAsia="Calibri" w:cs="Calibri"/>
           <w:b w:val="0"/>
+          <w:i w:val="0"/>
           <w:color w:val="6E7478"/>
           <w:sz w:val="19"/>
         </w:rPr>
@@ -1463,6 +1587,7 @@
         <w:rPr>
           <w:rFonts w:ascii="Calibri" w:hAnsi="Calibri" w:eastAsia="Calibri" w:cs="Calibri"/>
           <w:b/>
+          <w:i w:val="0"/>
           <w:color w:val="13323C"/>
           <w:sz w:val="17"/>
           <w:spacing w:val="48"/>
@@ -1483,6 +1608,7 @@
         <w:rPr>
           <w:rFonts w:ascii="Calibri" w:hAnsi="Calibri" w:eastAsia="Calibri" w:cs="Calibri"/>
           <w:b w:val="0"/>
+          <w:i w:val="0"/>
           <w:sz w:val="4"/>
         </w:rPr>
       </w:r>
@@ -1497,6 +1623,7 @@
         <w:rPr>
           <w:rFonts w:ascii="Calibri" w:hAnsi="Calibri" w:eastAsia="Calibri" w:cs="Calibri"/>
           <w:b w:val="0"/>
+          <w:i w:val="0"/>
           <w:color w:val="13323C"/>
           <w:sz w:val="14"/>
         </w:rPr>
@@ -1509,6 +1636,7 @@
         <w:rPr>
           <w:rFonts w:ascii="Calibri" w:hAnsi="Calibri" w:eastAsia="Calibri" w:cs="Calibri"/>
           <w:b/>
+          <w:i w:val="0"/>
           <w:color w:val="151A1C"/>
           <w:sz w:val="20"/>
         </w:rPr>
@@ -1518,6 +1646,7 @@
         <w:rPr>
           <w:rFonts w:ascii="Calibri" w:hAnsi="Calibri" w:eastAsia="Calibri" w:cs="Calibri"/>
           <w:b w:val="0"/>
+          <w:i w:val="0"/>
           <w:sz w:val="20"/>
         </w:rPr>
         <w:t xml:space="preserve"> — agentes comunitarios en prevención del suicidio (2026).</w:t>
@@ -1533,6 +1662,7 @@
         <w:rPr>
           <w:rFonts w:ascii="Calibri" w:hAnsi="Calibri" w:eastAsia="Calibri" w:cs="Calibri"/>
           <w:b w:val="0"/>
+          <w:i w:val="0"/>
           <w:color w:val="13323C"/>
           <w:sz w:val="14"/>
         </w:rPr>
@@ -1545,6 +1675,7 @@
         <w:rPr>
           <w:rFonts w:ascii="Calibri" w:hAnsi="Calibri" w:eastAsia="Calibri" w:cs="Calibri"/>
           <w:b/>
+          <w:i w:val="0"/>
           <w:color w:val="151A1C"/>
           <w:sz w:val="20"/>
         </w:rPr>
@@ -1554,6 +1685,7 @@
         <w:rPr>
           <w:rFonts w:ascii="Calibri" w:hAnsi="Calibri" w:eastAsia="Calibri" w:cs="Calibri"/>
           <w:b w:val="0"/>
+          <w:i w:val="0"/>
           <w:sz w:val="20"/>
         </w:rPr>
         <w:t xml:space="preserve"> — TÜV Rheinland (2019).</w:t>
@@ -1569,6 +1701,7 @@
         <w:rPr>
           <w:rFonts w:ascii="Calibri" w:hAnsi="Calibri" w:eastAsia="Calibri" w:cs="Calibri"/>
           <w:b w:val="0"/>
+          <w:i w:val="0"/>
           <w:color w:val="13323C"/>
           <w:sz w:val="14"/>
         </w:rPr>
@@ -1581,6 +1714,7 @@
         <w:rPr>
           <w:rFonts w:ascii="Calibri" w:hAnsi="Calibri" w:eastAsia="Calibri" w:cs="Calibri"/>
           <w:b/>
+          <w:i w:val="0"/>
           <w:color w:val="151A1C"/>
           <w:sz w:val="20"/>
         </w:rPr>
@@ -1590,6 +1724,7 @@
         <w:rPr>
           <w:rFonts w:ascii="Calibri" w:hAnsi="Calibri" w:eastAsia="Calibri" w:cs="Calibri"/>
           <w:b w:val="0"/>
+          <w:i w:val="0"/>
           <w:sz w:val="20"/>
         </w:rPr>
         <w:t xml:space="preserve"> — Bicentenario OTEC (2021).</w:t>
@@ -1604,6 +1739,7 @@
         <w:rPr>
           <w:rFonts w:ascii="Calibri" w:hAnsi="Calibri" w:eastAsia="Calibri" w:cs="Calibri"/>
           <w:b/>
+          <w:i w:val="0"/>
           <w:color w:val="13323C"/>
           <w:sz w:val="17"/>
           <w:spacing w:val="48"/>
@@ -1624,6 +1760,7 @@
         <w:rPr>
           <w:rFonts w:ascii="Calibri" w:hAnsi="Calibri" w:eastAsia="Calibri" w:cs="Calibri"/>
           <w:b w:val="0"/>
+          <w:i w:val="0"/>
           <w:sz w:val="4"/>
         </w:rPr>
       </w:r>
@@ -1637,6 +1774,7 @@
         <w:rPr>
           <w:rFonts w:ascii="Calibri" w:hAnsi="Calibri" w:eastAsia="Calibri" w:cs="Calibri"/>
           <w:b w:val="0"/>
+          <w:i w:val="0"/>
           <w:sz w:val="19"/>
         </w:rPr>
         <w:t>Vocación y orientación al servicio</w:t>
@@ -1645,6 +1783,7 @@
         <w:rPr>
           <w:rFonts w:ascii="Calibri" w:hAnsi="Calibri" w:eastAsia="Calibri" w:cs="Calibri"/>
           <w:b w:val="0"/>
+          <w:i w:val="0"/>
           <w:color w:val="AEB3B6"/>
           <w:sz w:val="19"/>
         </w:rPr>
@@ -1654,6 +1793,7 @@
         <w:rPr>
           <w:rFonts w:ascii="Calibri" w:hAnsi="Calibri" w:eastAsia="Calibri" w:cs="Calibri"/>
           <w:b w:val="0"/>
+          <w:i w:val="0"/>
           <w:sz w:val="19"/>
         </w:rPr>
         <w:t>Excelente trato al usuario y altos estándares de calidad de atención</w:t>
@@ -1662,6 +1802,7 @@
         <w:rPr>
           <w:rFonts w:ascii="Calibri" w:hAnsi="Calibri" w:eastAsia="Calibri" w:cs="Calibri"/>
           <w:b w:val="0"/>
+          <w:i w:val="0"/>
           <w:color w:val="AEB3B6"/>
           <w:sz w:val="19"/>
         </w:rPr>
@@ -1671,6 +1812,7 @@
         <w:rPr>
           <w:rFonts w:ascii="Calibri" w:hAnsi="Calibri" w:eastAsia="Calibri" w:cs="Calibri"/>
           <w:b w:val="0"/>
+          <w:i w:val="0"/>
           <w:sz w:val="19"/>
         </w:rPr>
         <w:t>Comunicación efectiva</w:t>
@@ -1679,6 +1821,7 @@
         <w:rPr>
           <w:rFonts w:ascii="Calibri" w:hAnsi="Calibri" w:eastAsia="Calibri" w:cs="Calibri"/>
           <w:b w:val="0"/>
+          <w:i w:val="0"/>
           <w:color w:val="AEB3B6"/>
           <w:sz w:val="19"/>
         </w:rPr>
@@ -1688,6 +1831,7 @@
         <w:rPr>
           <w:rFonts w:ascii="Calibri" w:hAnsi="Calibri" w:eastAsia="Calibri" w:cs="Calibri"/>
           <w:b w:val="0"/>
+          <w:i w:val="0"/>
           <w:sz w:val="19"/>
         </w:rPr>
         <w:t>Trabajo en equipo y coordinación transversal con múltiples unidades</w:t>
@@ -1696,6 +1840,7 @@
         <w:rPr>
           <w:rFonts w:ascii="Calibri" w:hAnsi="Calibri" w:eastAsia="Calibri" w:cs="Calibri"/>
           <w:b w:val="0"/>
+          <w:i w:val="0"/>
           <w:color w:val="AEB3B6"/>
           <w:sz w:val="19"/>
         </w:rPr>
@@ -1705,6 +1850,7 @@
         <w:rPr>
           <w:rFonts w:ascii="Calibri" w:hAnsi="Calibri" w:eastAsia="Calibri" w:cs="Calibri"/>
           <w:b w:val="0"/>
+          <w:i w:val="0"/>
           <w:sz w:val="19"/>
         </w:rPr>
         <w:t>Autonomía y resolución de situaciones</w:t>
@@ -1713,6 +1859,7 @@
         <w:rPr>
           <w:rFonts w:ascii="Calibri" w:hAnsi="Calibri" w:eastAsia="Calibri" w:cs="Calibri"/>
           <w:b w:val="0"/>
+          <w:i w:val="0"/>
           <w:color w:val="AEB3B6"/>
           <w:sz w:val="19"/>
         </w:rPr>
@@ -1722,6 +1869,7 @@
         <w:rPr>
           <w:rFonts w:ascii="Calibri" w:hAnsi="Calibri" w:eastAsia="Calibri" w:cs="Calibri"/>
           <w:b w:val="0"/>
+          <w:i w:val="0"/>
           <w:sz w:val="19"/>
         </w:rPr>
         <w:t>Flexibilidad y adaptación al cambio</w:t>
@@ -1730,6 +1878,7 @@
         <w:rPr>
           <w:rFonts w:ascii="Calibri" w:hAnsi="Calibri" w:eastAsia="Calibri" w:cs="Calibri"/>
           <w:b w:val="0"/>
+          <w:i w:val="0"/>
           <w:color w:val="AEB3B6"/>
           <w:sz w:val="19"/>
         </w:rPr>
@@ -1739,6 +1888,7 @@
         <w:rPr>
           <w:rFonts w:ascii="Calibri" w:hAnsi="Calibri" w:eastAsia="Calibri" w:cs="Calibri"/>
           <w:b w:val="0"/>
+          <w:i w:val="0"/>
           <w:sz w:val="19"/>
         </w:rPr>
         <w:t>Proactividad y aporte al clima laboral</w:t>
@@ -1753,6 +1903,7 @@
         <w:rPr>
           <w:rFonts w:ascii="Calibri" w:hAnsi="Calibri" w:eastAsia="Calibri" w:cs="Calibri"/>
           <w:b/>
+          <w:i w:val="0"/>
           <w:color w:val="13323C"/>
           <w:sz w:val="17"/>
           <w:spacing w:val="48"/>
@@ -1773,6 +1924,7 @@
         <w:rPr>
           <w:rFonts w:ascii="Calibri" w:hAnsi="Calibri" w:eastAsia="Calibri" w:cs="Calibri"/>
           <w:b w:val="0"/>
+          <w:i w:val="0"/>
           <w:sz w:val="4"/>
         </w:rPr>
       </w:r>
@@ -1787,6 +1939,7 @@
         <w:rPr>
           <w:rFonts w:ascii="Calibri" w:hAnsi="Calibri" w:eastAsia="Calibri" w:cs="Calibri"/>
           <w:b w:val="0"/>
+          <w:i w:val="0"/>
           <w:color w:val="13323C"/>
           <w:sz w:val="14"/>
         </w:rPr>
@@ -1799,6 +1952,7 @@
         <w:rPr>
           <w:rFonts w:ascii="Calibri" w:hAnsi="Calibri" w:eastAsia="Calibri" w:cs="Calibri"/>
           <w:b/>
+          <w:i w:val="0"/>
           <w:color w:val="151A1C"/>
           <w:sz w:val="20"/>
         </w:rPr>
@@ -1808,6 +1962,7 @@
         <w:rPr>
           <w:rFonts w:ascii="Calibri" w:hAnsi="Calibri" w:eastAsia="Calibri" w:cs="Calibri"/>
           <w:b w:val="0"/>
+          <w:i w:val="0"/>
           <w:sz w:val="20"/>
         </w:rPr>
         <w:t>Microsoft Office (Word, Excel y PowerPoint) nivel intermedio; conocimiento básico de BUK, SAP y Talana; plataformas institucionales del Ministerio de Educación y gestión documental.</w:t>
@@ -1823,6 +1978,7 @@
         <w:rPr>
           <w:rFonts w:ascii="Calibri" w:hAnsi="Calibri" w:eastAsia="Calibri" w:cs="Calibri"/>
           <w:b w:val="0"/>
+          <w:i w:val="0"/>
           <w:color w:val="13323C"/>
           <w:sz w:val="14"/>
         </w:rPr>
@@ -1835,6 +1991,7 @@
         <w:rPr>
           <w:rFonts w:ascii="Calibri" w:hAnsi="Calibri" w:eastAsia="Calibri" w:cs="Calibri"/>
           <w:b/>
+          <w:i w:val="0"/>
           <w:color w:val="151A1C"/>
           <w:sz w:val="20"/>
         </w:rPr>
@@ -1844,6 +2001,7 @@
         <w:rPr>
           <w:rFonts w:ascii="Calibri" w:hAnsi="Calibri" w:eastAsia="Calibri" w:cs="Calibri"/>
           <w:b w:val="0"/>
+          <w:i w:val="0"/>
           <w:sz w:val="20"/>
         </w:rPr>
         <w:t>Movilización propia y licencia clase B; disponibilidad para desempeñarse en Campus San Joaquín y en otros campus de la Región Metropolitana.</w:t>

--- a/cv-trabajador-social-uc/CV_Jeniffer_Mieres_02_Banda.docx
+++ b/cv-trabajador-social-uc/CV_Jeniffer_Mieres_02_Banda.docx
@@ -485,26 +485,7 @@
           <w:i w:val="0"/>
           <w:sz w:val="20"/>
         </w:rPr>
-        <w:t xml:space="preserve">Realizo la </w:t>
-      </w:r>
-      <w:r>
-        <w:rPr>
-          <w:rFonts w:ascii="Calibri" w:hAnsi="Calibri" w:eastAsia="Calibri" w:cs="Calibri"/>
-          <w:b/>
-          <w:i w:val="0"/>
-          <w:color w:val="151A1C"/>
-          <w:sz w:val="20"/>
-        </w:rPr>
-        <w:t>evaluación socioeconómica</w:t>
-      </w:r>
-      <w:r>
-        <w:rPr>
-          <w:rFonts w:ascii="Calibri" w:hAnsi="Calibri" w:eastAsia="Calibri" w:cs="Calibri"/>
-          <w:b w:val="0"/>
-          <w:i w:val="0"/>
-          <w:sz w:val="20"/>
-        </w:rPr>
-        <w:t xml:space="preserve"> de cada caso, revisando antecedentes y acreditaciones en los sistemas del Ministerio de Educación para definir con autonomía qué apoyo corresponde.</w:t>
+        <w:t>Realizo la evaluación socioeconómica de cada caso, revisando antecedentes y acreditaciones en los sistemas del Ministerio de Educación para definir con autonomía qué apoyo corresponde.</w:t>
       </w:r>
     </w:p>
     <w:p>
@@ -535,26 +516,7 @@
           <w:i w:val="0"/>
           <w:sz w:val="20"/>
         </w:rPr>
-        <w:t xml:space="preserve">Gestiono </w:t>
-      </w:r>
-      <w:r>
-        <w:rPr>
-          <w:rFonts w:ascii="Calibri" w:hAnsi="Calibri" w:eastAsia="Calibri" w:cs="Calibri"/>
-          <w:b/>
-          <w:i w:val="0"/>
-          <w:color w:val="151A1C"/>
-          <w:sz w:val="20"/>
-        </w:rPr>
-        <w:t>beneficios ministeriales e internos</w:t>
-      </w:r>
-      <w:r>
-        <w:rPr>
-          <w:rFonts w:ascii="Calibri" w:hAnsi="Calibri" w:eastAsia="Calibri" w:cs="Calibri"/>
-          <w:b w:val="0"/>
-          <w:i w:val="0"/>
-          <w:sz w:val="20"/>
-        </w:rPr>
-        <w:t xml:space="preserve"> de principio a fin: verificación de requisitos, preselección, seguimiento y registro documental. Elaboro informes sociales y mantengo la trazabilidad de la cartera de casos a mi cargo.</w:t>
+        <w:t>Gestiono beneficios ministeriales e internos de principio a fin: verificación de requisitos, preselección, seguimiento y registro documental. Elaboro informes sociales y mantengo la trazabilidad de la cartera de casos a mi cargo.</w:t>
       </w:r>
     </w:p>
     <w:p>
@@ -585,26 +547,7 @@
           <w:i w:val="0"/>
           <w:sz w:val="20"/>
         </w:rPr>
-        <w:t xml:space="preserve">Atiendo al estudiantado de manera permanente y entrego </w:t>
-      </w:r>
-      <w:r>
-        <w:rPr>
-          <w:rFonts w:ascii="Calibri" w:hAnsi="Calibri" w:eastAsia="Calibri" w:cs="Calibri"/>
-          <w:b/>
-          <w:i w:val="0"/>
-          <w:color w:val="151A1C"/>
-          <w:sz w:val="20"/>
-        </w:rPr>
-        <w:t>orientación social personalizada</w:t>
-      </w:r>
-      <w:r>
-        <w:rPr>
-          <w:rFonts w:ascii="Calibri" w:hAnsi="Calibri" w:eastAsia="Calibri" w:cs="Calibri"/>
-          <w:b w:val="0"/>
-          <w:i w:val="0"/>
-          <w:sz w:val="20"/>
-        </w:rPr>
-        <w:t>, acompañándolo durante todo el proceso de postulación.</w:t>
+        <w:t>Atiendo al estudiantado de manera permanente y entrego orientación social personalizada, acompañándolo durante todo el proceso de postulación.</w:t>
       </w:r>
     </w:p>
     <w:p>
@@ -631,21 +574,11 @@
       <w:r>
         <w:rPr>
           <w:rFonts w:ascii="Calibri" w:hAnsi="Calibri" w:eastAsia="Calibri" w:cs="Calibri"/>
-          <w:b/>
-          <w:i w:val="0"/>
-          <w:color w:val="151A1C"/>
-          <w:sz w:val="20"/>
-        </w:rPr>
-        <w:t>Coordino casos complejos</w:t>
-      </w:r>
-      <w:r>
-        <w:rPr>
-          <w:rFonts w:ascii="Calibri" w:hAnsi="Calibri" w:eastAsia="Calibri" w:cs="Calibri"/>
           <w:b w:val="0"/>
           <w:i w:val="0"/>
           <w:sz w:val="20"/>
         </w:rPr>
-        <w:t xml:space="preserve"> con áreas internas de la universidad y con redes de apoyo externas cuando la necesidad excede el ámbito académico.</w:t>
+        <w:t>Coordino casos complejos con áreas internas de la universidad y con redes de apoyo externas cuando la necesidad excede el ámbito académico.</w:t>
       </w:r>
     </w:p>
     <w:p>
@@ -727,26 +660,7 @@
           <w:i w:val="0"/>
           <w:sz w:val="20"/>
         </w:rPr>
-        <w:t xml:space="preserve">Estuve a cargo de los </w:t>
-      </w:r>
-      <w:r>
-        <w:rPr>
-          <w:rFonts w:ascii="Calibri" w:hAnsi="Calibri" w:eastAsia="Calibri" w:cs="Calibri"/>
-          <w:b/>
-          <w:i w:val="0"/>
-          <w:color w:val="151A1C"/>
-          <w:sz w:val="20"/>
-        </w:rPr>
-        <w:t>programas de bienestar y beneficios</w:t>
-      </w:r>
-      <w:r>
-        <w:rPr>
-          <w:rFonts w:ascii="Calibri" w:hAnsi="Calibri" w:eastAsia="Calibri" w:cs="Calibri"/>
-          <w:b w:val="0"/>
-          <w:i w:val="0"/>
-          <w:sz w:val="20"/>
-        </w:rPr>
-        <w:t xml:space="preserve"> de los colaboradores, desde la definición de la oferta hasta su implementación y seguimiento, con foco en el clima laboral y en el día a día de la empresa.</w:t>
+        <w:t>Estuve a cargo de los programas de bienestar y beneficios de los colaboradores, desde la definición de la oferta hasta su implementación y seguimiento, con foco en el clima laboral y en el día a día de la empresa.</w:t>
       </w:r>
     </w:p>
     <w:p>
@@ -777,26 +691,7 @@
           <w:i w:val="0"/>
           <w:sz w:val="20"/>
         </w:rPr>
-        <w:t xml:space="preserve">Gestioné </w:t>
-      </w:r>
-      <w:r>
-        <w:rPr>
-          <w:rFonts w:ascii="Calibri" w:hAnsi="Calibri" w:eastAsia="Calibri" w:cs="Calibri"/>
-          <w:b/>
-          <w:i w:val="0"/>
-          <w:color w:val="151A1C"/>
-          <w:sz w:val="20"/>
-        </w:rPr>
-        <w:t>convenios y beneficios orientados a la calidad de vida laboral</w:t>
-      </w:r>
-      <w:r>
-        <w:rPr>
-          <w:rFonts w:ascii="Calibri" w:hAnsi="Calibri" w:eastAsia="Calibri" w:cs="Calibri"/>
-          <w:b w:val="0"/>
-          <w:i w:val="0"/>
-          <w:sz w:val="20"/>
-        </w:rPr>
-        <w:t>, administrando la relación con instituciones y proveedores externos.</w:t>
+        <w:t>Gestioné convenios y beneficios orientados a la calidad de vida laboral, administrando la relación con instituciones y proveedores externos.</w:t>
       </w:r>
     </w:p>
     <w:p>
@@ -827,26 +722,7 @@
           <w:i w:val="0"/>
           <w:sz w:val="20"/>
         </w:rPr>
-        <w:t xml:space="preserve">Organicé </w:t>
-      </w:r>
-      <w:r>
-        <w:rPr>
-          <w:rFonts w:ascii="Calibri" w:hAnsi="Calibri" w:eastAsia="Calibri" w:cs="Calibri"/>
-          <w:b/>
-          <w:i w:val="0"/>
-          <w:color w:val="151A1C"/>
-          <w:sz w:val="20"/>
-        </w:rPr>
-        <w:t>actividades corporativas de bienestar e integración</w:t>
-      </w:r>
-      <w:r>
-        <w:rPr>
-          <w:rFonts w:ascii="Calibri" w:hAnsi="Calibri" w:eastAsia="Calibri" w:cs="Calibri"/>
-          <w:b w:val="0"/>
-          <w:i w:val="0"/>
-          <w:sz w:val="20"/>
-        </w:rPr>
-        <w:t>, articulando a las distintas áreas para asegurar convocatoria y buena ejecución.</w:t>
+        <w:t>Organicé actividades corporativas de bienestar e integración, articulando a las distintas áreas para asegurar convocatoria y buena ejecución.</w:t>
       </w:r>
     </w:p>
     <w:p>
@@ -877,26 +753,7 @@
           <w:i w:val="0"/>
           <w:sz w:val="20"/>
         </w:rPr>
-        <w:t xml:space="preserve">Tuve a cargo la </w:t>
-      </w:r>
-      <w:r>
-        <w:rPr>
-          <w:rFonts w:ascii="Calibri" w:hAnsi="Calibri" w:eastAsia="Calibri" w:cs="Calibri"/>
-          <w:b/>
-          <w:i w:val="0"/>
-          <w:color w:val="151A1C"/>
-          <w:sz w:val="20"/>
-        </w:rPr>
-        <w:t>matriz de riesgo y salud en el trabajo</w:t>
-      </w:r>
-      <w:r>
-        <w:rPr>
-          <w:rFonts w:ascii="Calibri" w:hAnsi="Calibri" w:eastAsia="Calibri" w:cs="Calibri"/>
-          <w:b w:val="0"/>
-          <w:i w:val="0"/>
-          <w:sz w:val="20"/>
-        </w:rPr>
-        <w:t xml:space="preserve"> junto al prevencionista externo, con seguimiento por KPI para dar cumplimiento a la certificación.</w:t>
+        <w:t>Tuve a cargo la matriz de riesgo y salud en el trabajo junto al prevencionista externo, con seguimiento por KPI para dar cumplimiento a la certificación.</w:t>
       </w:r>
     </w:p>
     <w:p>
@@ -927,26 +784,7 @@
           <w:i w:val="0"/>
           <w:sz w:val="20"/>
         </w:rPr>
-        <w:t xml:space="preserve">Lideré el </w:t>
-      </w:r>
-      <w:r>
-        <w:rPr>
-          <w:rFonts w:ascii="Calibri" w:hAnsi="Calibri" w:eastAsia="Calibri" w:cs="Calibri"/>
-          <w:b/>
-          <w:i w:val="0"/>
-          <w:color w:val="151A1C"/>
-          <w:sz w:val="20"/>
-        </w:rPr>
-        <w:t>plan anual de capacitaciones internas</w:t>
-      </w:r>
-      <w:r>
-        <w:rPr>
-          <w:rFonts w:ascii="Calibri" w:hAnsi="Calibri" w:eastAsia="Calibri" w:cs="Calibri"/>
-          <w:b w:val="0"/>
-          <w:i w:val="0"/>
-          <w:sz w:val="20"/>
-        </w:rPr>
-        <w:t xml:space="preserve"> de la compañía.</w:t>
+        <w:t>Lideré el plan anual de capacitaciones internas de la compañía.</w:t>
       </w:r>
     </w:p>
     <w:p>
@@ -977,26 +815,7 @@
           <w:i w:val="0"/>
           <w:sz w:val="20"/>
         </w:rPr>
-        <w:t xml:space="preserve">Asumí durante un año el </w:t>
-      </w:r>
-      <w:r>
-        <w:rPr>
-          <w:rFonts w:ascii="Calibri" w:hAnsi="Calibri" w:eastAsia="Calibri" w:cs="Calibri"/>
-          <w:b/>
-          <w:i w:val="0"/>
-          <w:color w:val="151A1C"/>
-          <w:sz w:val="20"/>
-        </w:rPr>
-        <w:t>Sistema de Gestión Integrado como auditora interna</w:t>
-      </w:r>
-      <w:r>
-        <w:rPr>
-          <w:rFonts w:ascii="Calibri" w:hAnsi="Calibri" w:eastAsia="Calibri" w:cs="Calibri"/>
-          <w:b w:val="0"/>
-          <w:i w:val="0"/>
-          <w:sz w:val="20"/>
-        </w:rPr>
-        <w:t xml:space="preserve"> en las certificaciones ISO 9001:2015, ISO 14001:2015 e ISO 45001:2018 (Seguridad y Salud en el Trabajo).</w:t>
+        <w:t>Asumí durante un año el Sistema de Gestión Integrado como auditora interna en las certificaciones ISO 9001:2015, ISO 14001:2015 e ISO 45001:2018 (Seguridad y Salud en el Trabajo).</w:t>
       </w:r>
     </w:p>
     <w:p>
@@ -1079,26 +898,7 @@
           <w:i w:val="0"/>
           <w:sz w:val="20"/>
         </w:rPr>
-        <w:t xml:space="preserve">Diseñé y dicté </w:t>
-      </w:r>
-      <w:r>
-        <w:rPr>
-          <w:rFonts w:ascii="Calibri" w:hAnsi="Calibri" w:eastAsia="Calibri" w:cs="Calibri"/>
-          <w:b/>
-          <w:i w:val="0"/>
-          <w:color w:val="151A1C"/>
-          <w:sz w:val="20"/>
-        </w:rPr>
-        <w:t>capacitaciones</w:t>
-      </w:r>
-      <w:r>
-        <w:rPr>
-          <w:rFonts w:ascii="Calibri" w:hAnsi="Calibri" w:eastAsia="Calibri" w:cs="Calibri"/>
-          <w:b w:val="0"/>
-          <w:i w:val="0"/>
-          <w:sz w:val="20"/>
-        </w:rPr>
-        <w:t xml:space="preserve"> para emprendedores, con metodologías prácticas y grupales, y acompañé la gestión de sus proyectos revisando con cada participante qué reforzar.</w:t>
+        <w:t>Diseñé y dicté capacitaciones para emprendedores, con metodologías prácticas y grupales, y acompañé la gestión de sus proyectos revisando con cada participante qué reforzar.</w:t>
       </w:r>
     </w:p>
     <w:p>
@@ -1129,26 +929,7 @@
           <w:i w:val="0"/>
           <w:sz w:val="20"/>
         </w:rPr>
-        <w:t xml:space="preserve">Orienté a los emprendedores en materia de </w:t>
-      </w:r>
-      <w:r>
-        <w:rPr>
-          <w:rFonts w:ascii="Calibri" w:hAnsi="Calibri" w:eastAsia="Calibri" w:cs="Calibri"/>
-          <w:b/>
-          <w:i w:val="0"/>
-          <w:color w:val="151A1C"/>
-          <w:sz w:val="20"/>
-        </w:rPr>
-        <w:t>vivienda</w:t>
-      </w:r>
-      <w:r>
-        <w:rPr>
-          <w:rFonts w:ascii="Calibri" w:hAnsi="Calibri" w:eastAsia="Calibri" w:cs="Calibri"/>
-          <w:b w:val="0"/>
-          <w:i w:val="0"/>
-          <w:sz w:val="20"/>
-        </w:rPr>
-        <w:t>, articulando con las redes de la comuna, y los vinculé con recursos disponibles que muchas veces no sabían que tenían a su alcance.</w:t>
+        <w:t>Orienté a los emprendedores en materia de vivienda, articulando con las redes de la comuna, y los vinculé con recursos disponibles que muchas veces no sabían que tenían a su alcance.</w:t>
       </w:r>
     </w:p>
     <w:p>
@@ -1226,21 +1007,11 @@
       <w:r>
         <w:rPr>
           <w:rFonts w:ascii="Calibri" w:hAnsi="Calibri" w:eastAsia="Calibri" w:cs="Calibri"/>
-          <w:b/>
-          <w:i w:val="0"/>
-          <w:color w:val="151A1C"/>
-          <w:sz w:val="20"/>
-        </w:rPr>
-        <w:t>Diseñé e implementé el departamento desde su origen</w:t>
-      </w:r>
-      <w:r>
-        <w:rPr>
-          <w:rFonts w:ascii="Calibri" w:hAnsi="Calibri" w:eastAsia="Calibri" w:cs="Calibri"/>
           <w:b w:val="0"/>
           <w:i w:val="0"/>
           <w:sz w:val="20"/>
         </w:rPr>
-        <w:t>, para una dotación de más de 200 colaboradores, definiendo la planificación de actividades y beneficios.</w:t>
+        <w:t>Diseñé e implementé el departamento desde su origen, para una dotación de más de 200 colaboradores, definiendo la planificación de actividades y beneficios.</w:t>
       </w:r>
     </w:p>
     <w:p>
@@ -1271,26 +1042,7 @@
           <w:i w:val="0"/>
           <w:sz w:val="20"/>
         </w:rPr>
-        <w:t xml:space="preserve">Administré el </w:t>
-      </w:r>
-      <w:r>
-        <w:rPr>
-          <w:rFonts w:ascii="Calibri" w:hAnsi="Calibri" w:eastAsia="Calibri" w:cs="Calibri"/>
-          <w:b/>
-          <w:i w:val="0"/>
-          <w:color w:val="151A1C"/>
-          <w:sz w:val="20"/>
-        </w:rPr>
-        <w:t>Seguro Complementario de Salud</w:t>
-      </w:r>
-      <w:r>
-        <w:rPr>
-          <w:rFonts w:ascii="Calibri" w:hAnsi="Calibri" w:eastAsia="Calibri" w:cs="Calibri"/>
-          <w:b w:val="0"/>
-          <w:i w:val="0"/>
-          <w:sz w:val="20"/>
-        </w:rPr>
-        <w:t xml:space="preserve"> de la dotación, apoyando a los trabajadores en el acceso, uso y tramitación de reembolsos.</w:t>
+        <w:t>Administré el Seguro Complementario de Salud de la dotación, apoyando a los trabajadores en el acceso, uso y tramitación de reembolsos.</w:t>
       </w:r>
     </w:p>
     <w:p>
@@ -1321,26 +1073,7 @@
           <w:i w:val="0"/>
           <w:sz w:val="20"/>
         </w:rPr>
-        <w:t xml:space="preserve">Gestioné </w:t>
-      </w:r>
-      <w:r>
-        <w:rPr>
-          <w:rFonts w:ascii="Calibri" w:hAnsi="Calibri" w:eastAsia="Calibri" w:cs="Calibri"/>
-          <w:b/>
-          <w:i w:val="0"/>
-          <w:color w:val="151A1C"/>
-          <w:sz w:val="20"/>
-        </w:rPr>
-        <w:t>licencias médicas ante la Caja de Compensación Los Andes</w:t>
-      </w:r>
-      <w:r>
-        <w:rPr>
-          <w:rFonts w:ascii="Calibri" w:hAnsi="Calibri" w:eastAsia="Calibri" w:cs="Calibri"/>
-          <w:b w:val="0"/>
-          <w:i w:val="0"/>
-          <w:sz w:val="20"/>
-        </w:rPr>
-        <w:t xml:space="preserve"> y la incorporación de cargas familiares de los trabajadores.</w:t>
+        <w:t>Gestioné licencias médicas ante la Caja de Compensación Los Andes y la incorporación de cargas familiares de los trabajadores.</w:t>
       </w:r>
     </w:p>
     <w:p>
@@ -1371,26 +1104,7 @@
           <w:i w:val="0"/>
           <w:sz w:val="20"/>
         </w:rPr>
-        <w:t xml:space="preserve">Realicé </w:t>
-      </w:r>
-      <w:r>
-        <w:rPr>
-          <w:rFonts w:ascii="Calibri" w:hAnsi="Calibri" w:eastAsia="Calibri" w:cs="Calibri"/>
-          <w:b/>
-          <w:i w:val="0"/>
-          <w:color w:val="151A1C"/>
-          <w:sz w:val="20"/>
-        </w:rPr>
-        <w:t>visitas semanales a la segunda sucursal</w:t>
-      </w:r>
-      <w:r>
-        <w:rPr>
-          <w:rFonts w:ascii="Calibri" w:hAnsi="Calibri" w:eastAsia="Calibri" w:cs="Calibri"/>
-          <w:b w:val="0"/>
-          <w:i w:val="0"/>
-          <w:sz w:val="20"/>
-        </w:rPr>
-        <w:t>, atendiendo en terreno las necesidades de beneficios internos y externos, principalmente en vivienda y salud.</w:t>
+        <w:t>Realicé visitas semanales a la segunda sucursal, atendiendo en terreno las necesidades de beneficios internos y externos, principalmente en vivienda y salud.</w:t>
       </w:r>
     </w:p>
     <w:p>

--- a/cv-trabajador-social-uc/CV_Jeniffer_Mieres_02_Banda.docx
+++ b/cv-trabajador-social-uc/CV_Jeniffer_Mieres_02_Banda.docx
@@ -485,7 +485,26 @@
           <w:i w:val="0"/>
           <w:sz w:val="20"/>
         </w:rPr>
-        <w:t>Realizo la evaluación socioeconómica de cada caso, revisando antecedentes y acreditaciones en los sistemas del Ministerio de Educación para definir con autonomía qué apoyo corresponde.</w:t>
+        <w:t xml:space="preserve">Realizo la </w:t>
+      </w:r>
+      <w:r>
+        <w:rPr>
+          <w:rFonts w:ascii="Calibri" w:hAnsi="Calibri" w:eastAsia="Calibri" w:cs="Calibri"/>
+          <w:b/>
+          <w:i w:val="0"/>
+          <w:color w:val="151A1C"/>
+          <w:sz w:val="20"/>
+        </w:rPr>
+        <w:t>evaluación socioeconómica</w:t>
+      </w:r>
+      <w:r>
+        <w:rPr>
+          <w:rFonts w:ascii="Calibri" w:hAnsi="Calibri" w:eastAsia="Calibri" w:cs="Calibri"/>
+          <w:b w:val="0"/>
+          <w:i w:val="0"/>
+          <w:sz w:val="20"/>
+        </w:rPr>
+        <w:t xml:space="preserve"> de cada caso, revisando antecedentes y acreditaciones en los sistemas del Ministerio de Educación para definir con autonomía qué apoyo corresponde.</w:t>
       </w:r>
     </w:p>
     <w:p>
@@ -516,7 +535,26 @@
           <w:i w:val="0"/>
           <w:sz w:val="20"/>
         </w:rPr>
-        <w:t>Gestiono beneficios ministeriales e internos de principio a fin: verificación de requisitos, preselección, seguimiento y registro documental. Elaboro informes sociales y mantengo la trazabilidad de la cartera de casos a mi cargo.</w:t>
+        <w:t xml:space="preserve">Gestiono </w:t>
+      </w:r>
+      <w:r>
+        <w:rPr>
+          <w:rFonts w:ascii="Calibri" w:hAnsi="Calibri" w:eastAsia="Calibri" w:cs="Calibri"/>
+          <w:b/>
+          <w:i w:val="0"/>
+          <w:color w:val="151A1C"/>
+          <w:sz w:val="20"/>
+        </w:rPr>
+        <w:t>beneficios ministeriales e internos</w:t>
+      </w:r>
+      <w:r>
+        <w:rPr>
+          <w:rFonts w:ascii="Calibri" w:hAnsi="Calibri" w:eastAsia="Calibri" w:cs="Calibri"/>
+          <w:b w:val="0"/>
+          <w:i w:val="0"/>
+          <w:sz w:val="20"/>
+        </w:rPr>
+        <w:t xml:space="preserve"> de principio a fin: verificación de requisitos, preselección, seguimiento y registro documental. Elaboro informes sociales y mantengo la trazabilidad de la cartera de casos a mi cargo.</w:t>
       </w:r>
     </w:p>
     <w:p>
@@ -547,7 +585,26 @@
           <w:i w:val="0"/>
           <w:sz w:val="20"/>
         </w:rPr>
-        <w:t>Atiendo al estudiantado de manera permanente y entrego orientación social personalizada, acompañándolo durante todo el proceso de postulación.</w:t>
+        <w:t xml:space="preserve">Atiendo al estudiantado de manera permanente y entrego </w:t>
+      </w:r>
+      <w:r>
+        <w:rPr>
+          <w:rFonts w:ascii="Calibri" w:hAnsi="Calibri" w:eastAsia="Calibri" w:cs="Calibri"/>
+          <w:b/>
+          <w:i w:val="0"/>
+          <w:color w:val="151A1C"/>
+          <w:sz w:val="20"/>
+        </w:rPr>
+        <w:t>orientación social personalizada</w:t>
+      </w:r>
+      <w:r>
+        <w:rPr>
+          <w:rFonts w:ascii="Calibri" w:hAnsi="Calibri" w:eastAsia="Calibri" w:cs="Calibri"/>
+          <w:b w:val="0"/>
+          <w:i w:val="0"/>
+          <w:sz w:val="20"/>
+        </w:rPr>
+        <w:t>, acompañándolo durante todo el proceso de postulación.</w:t>
       </w:r>
     </w:p>
     <w:p>
@@ -574,11 +631,21 @@
       <w:r>
         <w:rPr>
           <w:rFonts w:ascii="Calibri" w:hAnsi="Calibri" w:eastAsia="Calibri" w:cs="Calibri"/>
+          <w:b/>
+          <w:i w:val="0"/>
+          <w:color w:val="151A1C"/>
+          <w:sz w:val="20"/>
+        </w:rPr>
+        <w:t>Coordino casos complejos</w:t>
+      </w:r>
+      <w:r>
+        <w:rPr>
+          <w:rFonts w:ascii="Calibri" w:hAnsi="Calibri" w:eastAsia="Calibri" w:cs="Calibri"/>
           <w:b w:val="0"/>
           <w:i w:val="0"/>
           <w:sz w:val="20"/>
         </w:rPr>
-        <w:t>Coordino casos complejos con áreas internas de la universidad y con redes de apoyo externas cuando la necesidad excede el ámbito académico.</w:t>
+        <w:t xml:space="preserve"> con áreas internas de la universidad y con redes de apoyo externas cuando la necesidad excede el ámbito académico.</w:t>
       </w:r>
     </w:p>
     <w:p>
@@ -660,7 +727,26 @@
           <w:i w:val="0"/>
           <w:sz w:val="20"/>
         </w:rPr>
-        <w:t>Estuve a cargo de los programas de bienestar y beneficios de los colaboradores, desde la definición de la oferta hasta su implementación y seguimiento, con foco en el clima laboral y en el día a día de la empresa.</w:t>
+        <w:t xml:space="preserve">Estuve a cargo de los </w:t>
+      </w:r>
+      <w:r>
+        <w:rPr>
+          <w:rFonts w:ascii="Calibri" w:hAnsi="Calibri" w:eastAsia="Calibri" w:cs="Calibri"/>
+          <w:b/>
+          <w:i w:val="0"/>
+          <w:color w:val="151A1C"/>
+          <w:sz w:val="20"/>
+        </w:rPr>
+        <w:t>programas de bienestar y beneficios</w:t>
+      </w:r>
+      <w:r>
+        <w:rPr>
+          <w:rFonts w:ascii="Calibri" w:hAnsi="Calibri" w:eastAsia="Calibri" w:cs="Calibri"/>
+          <w:b w:val="0"/>
+          <w:i w:val="0"/>
+          <w:sz w:val="20"/>
+        </w:rPr>
+        <w:t xml:space="preserve"> de los colaboradores, desde la definición de la oferta hasta su implementación y seguimiento, con foco en el clima laboral y en el día a día de la empresa.</w:t>
       </w:r>
     </w:p>
     <w:p>
@@ -691,7 +777,26 @@
           <w:i w:val="0"/>
           <w:sz w:val="20"/>
         </w:rPr>
-        <w:t>Gestioné convenios y beneficios orientados a la calidad de vida laboral, administrando la relación con instituciones y proveedores externos.</w:t>
+        <w:t xml:space="preserve">Gestioné </w:t>
+      </w:r>
+      <w:r>
+        <w:rPr>
+          <w:rFonts w:ascii="Calibri" w:hAnsi="Calibri" w:eastAsia="Calibri" w:cs="Calibri"/>
+          <w:b/>
+          <w:i w:val="0"/>
+          <w:color w:val="151A1C"/>
+          <w:sz w:val="20"/>
+        </w:rPr>
+        <w:t>convenios y beneficios orientados a la calidad de vida laboral</w:t>
+      </w:r>
+      <w:r>
+        <w:rPr>
+          <w:rFonts w:ascii="Calibri" w:hAnsi="Calibri" w:eastAsia="Calibri" w:cs="Calibri"/>
+          <w:b w:val="0"/>
+          <w:i w:val="0"/>
+          <w:sz w:val="20"/>
+        </w:rPr>
+        <w:t>, administrando la relación con instituciones y proveedores externos.</w:t>
       </w:r>
     </w:p>
     <w:p>
@@ -722,7 +827,26 @@
           <w:i w:val="0"/>
           <w:sz w:val="20"/>
         </w:rPr>
-        <w:t>Organicé actividades corporativas de bienestar e integración, articulando a las distintas áreas para asegurar convocatoria y buena ejecución.</w:t>
+        <w:t xml:space="preserve">Organicé </w:t>
+      </w:r>
+      <w:r>
+        <w:rPr>
+          <w:rFonts w:ascii="Calibri" w:hAnsi="Calibri" w:eastAsia="Calibri" w:cs="Calibri"/>
+          <w:b/>
+          <w:i w:val="0"/>
+          <w:color w:val="151A1C"/>
+          <w:sz w:val="20"/>
+        </w:rPr>
+        <w:t>actividades corporativas de bienestar e integración</w:t>
+      </w:r>
+      <w:r>
+        <w:rPr>
+          <w:rFonts w:ascii="Calibri" w:hAnsi="Calibri" w:eastAsia="Calibri" w:cs="Calibri"/>
+          <w:b w:val="0"/>
+          <w:i w:val="0"/>
+          <w:sz w:val="20"/>
+        </w:rPr>
+        <w:t>, articulando a las distintas áreas para asegurar convocatoria y buena ejecución.</w:t>
       </w:r>
     </w:p>
     <w:p>
@@ -753,7 +877,26 @@
           <w:i w:val="0"/>
           <w:sz w:val="20"/>
         </w:rPr>
-        <w:t>Tuve a cargo la matriz de riesgo y salud en el trabajo junto al prevencionista externo, con seguimiento por KPI para dar cumplimiento a la certificación.</w:t>
+        <w:t xml:space="preserve">Tuve a cargo la </w:t>
+      </w:r>
+      <w:r>
+        <w:rPr>
+          <w:rFonts w:ascii="Calibri" w:hAnsi="Calibri" w:eastAsia="Calibri" w:cs="Calibri"/>
+          <w:b/>
+          <w:i w:val="0"/>
+          <w:color w:val="151A1C"/>
+          <w:sz w:val="20"/>
+        </w:rPr>
+        <w:t>matriz de riesgo y salud en el trabajo</w:t>
+      </w:r>
+      <w:r>
+        <w:rPr>
+          <w:rFonts w:ascii="Calibri" w:hAnsi="Calibri" w:eastAsia="Calibri" w:cs="Calibri"/>
+          <w:b w:val="0"/>
+          <w:i w:val="0"/>
+          <w:sz w:val="20"/>
+        </w:rPr>
+        <w:t xml:space="preserve"> junto al prevencionista externo, con seguimiento por KPI para dar cumplimiento a la certificación.</w:t>
       </w:r>
     </w:p>
     <w:p>
@@ -784,7 +927,26 @@
           <w:i w:val="0"/>
           <w:sz w:val="20"/>
         </w:rPr>
-        <w:t>Lideré el plan anual de capacitaciones internas de la compañía.</w:t>
+        <w:t xml:space="preserve">Lideré el </w:t>
+      </w:r>
+      <w:r>
+        <w:rPr>
+          <w:rFonts w:ascii="Calibri" w:hAnsi="Calibri" w:eastAsia="Calibri" w:cs="Calibri"/>
+          <w:b/>
+          <w:i w:val="0"/>
+          <w:color w:val="151A1C"/>
+          <w:sz w:val="20"/>
+        </w:rPr>
+        <w:t>plan anual de capacitaciones internas</w:t>
+      </w:r>
+      <w:r>
+        <w:rPr>
+          <w:rFonts w:ascii="Calibri" w:hAnsi="Calibri" w:eastAsia="Calibri" w:cs="Calibri"/>
+          <w:b w:val="0"/>
+          <w:i w:val="0"/>
+          <w:sz w:val="20"/>
+        </w:rPr>
+        <w:t xml:space="preserve"> de la compañía.</w:t>
       </w:r>
     </w:p>
     <w:p>
@@ -815,7 +977,26 @@
           <w:i w:val="0"/>
           <w:sz w:val="20"/>
         </w:rPr>
-        <w:t>Asumí durante un año el Sistema de Gestión Integrado como auditora interna en las certificaciones ISO 9001:2015, ISO 14001:2015 e ISO 45001:2018 (Seguridad y Salud en el Trabajo).</w:t>
+        <w:t xml:space="preserve">Asumí durante un año el </w:t>
+      </w:r>
+      <w:r>
+        <w:rPr>
+          <w:rFonts w:ascii="Calibri" w:hAnsi="Calibri" w:eastAsia="Calibri" w:cs="Calibri"/>
+          <w:b/>
+          <w:i w:val="0"/>
+          <w:color w:val="151A1C"/>
+          <w:sz w:val="20"/>
+        </w:rPr>
+        <w:t>Sistema de Gestión Integrado como auditora interna</w:t>
+      </w:r>
+      <w:r>
+        <w:rPr>
+          <w:rFonts w:ascii="Calibri" w:hAnsi="Calibri" w:eastAsia="Calibri" w:cs="Calibri"/>
+          <w:b w:val="0"/>
+          <w:i w:val="0"/>
+          <w:sz w:val="20"/>
+        </w:rPr>
+        <w:t xml:space="preserve"> en las certificaciones ISO 9001:2015, ISO 14001:2015 e ISO 45001:2018 (Seguridad y Salud en el Trabajo).</w:t>
       </w:r>
     </w:p>
     <w:p>
@@ -898,7 +1079,26 @@
           <w:i w:val="0"/>
           <w:sz w:val="20"/>
         </w:rPr>
-        <w:t>Diseñé y dicté capacitaciones para emprendedores, con metodologías prácticas y grupales, y acompañé la gestión de sus proyectos revisando con cada participante qué reforzar.</w:t>
+        <w:t xml:space="preserve">Diseñé y dicté </w:t>
+      </w:r>
+      <w:r>
+        <w:rPr>
+          <w:rFonts w:ascii="Calibri" w:hAnsi="Calibri" w:eastAsia="Calibri" w:cs="Calibri"/>
+          <w:b/>
+          <w:i w:val="0"/>
+          <w:color w:val="151A1C"/>
+          <w:sz w:val="20"/>
+        </w:rPr>
+        <w:t>capacitaciones</w:t>
+      </w:r>
+      <w:r>
+        <w:rPr>
+          <w:rFonts w:ascii="Calibri" w:hAnsi="Calibri" w:eastAsia="Calibri" w:cs="Calibri"/>
+          <w:b w:val="0"/>
+          <w:i w:val="0"/>
+          <w:sz w:val="20"/>
+        </w:rPr>
+        <w:t xml:space="preserve"> para emprendedores, con metodologías prácticas y grupales, y acompañé la gestión de sus proyectos revisando con cada participante qué reforzar.</w:t>
       </w:r>
     </w:p>
     <w:p>
@@ -929,7 +1129,26 @@
           <w:i w:val="0"/>
           <w:sz w:val="20"/>
         </w:rPr>
-        <w:t>Orienté a los emprendedores en materia de vivienda, articulando con las redes de la comuna, y los vinculé con recursos disponibles que muchas veces no sabían que tenían a su alcance.</w:t>
+        <w:t xml:space="preserve">Orienté a los emprendedores en materia de </w:t>
+      </w:r>
+      <w:r>
+        <w:rPr>
+          <w:rFonts w:ascii="Calibri" w:hAnsi="Calibri" w:eastAsia="Calibri" w:cs="Calibri"/>
+          <w:b/>
+          <w:i w:val="0"/>
+          <w:color w:val="151A1C"/>
+          <w:sz w:val="20"/>
+        </w:rPr>
+        <w:t>vivienda</w:t>
+      </w:r>
+      <w:r>
+        <w:rPr>
+          <w:rFonts w:ascii="Calibri" w:hAnsi="Calibri" w:eastAsia="Calibri" w:cs="Calibri"/>
+          <w:b w:val="0"/>
+          <w:i w:val="0"/>
+          <w:sz w:val="20"/>
+        </w:rPr>
+        <w:t>, articulando con las redes de la comuna, y los vinculé con recursos disponibles que muchas veces no sabían que tenían a su alcance.</w:t>
       </w:r>
     </w:p>
     <w:p>
@@ -1007,11 +1226,21 @@
       <w:r>
         <w:rPr>
           <w:rFonts w:ascii="Calibri" w:hAnsi="Calibri" w:eastAsia="Calibri" w:cs="Calibri"/>
+          <w:b/>
+          <w:i w:val="0"/>
+          <w:color w:val="151A1C"/>
+          <w:sz w:val="20"/>
+        </w:rPr>
+        <w:t>Diseñé e implementé el departamento desde su origen</w:t>
+      </w:r>
+      <w:r>
+        <w:rPr>
+          <w:rFonts w:ascii="Calibri" w:hAnsi="Calibri" w:eastAsia="Calibri" w:cs="Calibri"/>
           <w:b w:val="0"/>
           <w:i w:val="0"/>
           <w:sz w:val="20"/>
         </w:rPr>
-        <w:t>Diseñé e implementé el departamento desde su origen, para una dotación de más de 200 colaboradores, definiendo la planificación de actividades y beneficios.</w:t>
+        <w:t>, para una dotación de más de 200 colaboradores, definiendo la planificación de actividades y beneficios.</w:t>
       </w:r>
     </w:p>
     <w:p>
@@ -1042,7 +1271,26 @@
           <w:i w:val="0"/>
           <w:sz w:val="20"/>
         </w:rPr>
-        <w:t>Administré el Seguro Complementario de Salud de la dotación, apoyando a los trabajadores en el acceso, uso y tramitación de reembolsos.</w:t>
+        <w:t xml:space="preserve">Administré el </w:t>
+      </w:r>
+      <w:r>
+        <w:rPr>
+          <w:rFonts w:ascii="Calibri" w:hAnsi="Calibri" w:eastAsia="Calibri" w:cs="Calibri"/>
+          <w:b/>
+          <w:i w:val="0"/>
+          <w:color w:val="151A1C"/>
+          <w:sz w:val="20"/>
+        </w:rPr>
+        <w:t>Seguro Complementario de Salud</w:t>
+      </w:r>
+      <w:r>
+        <w:rPr>
+          <w:rFonts w:ascii="Calibri" w:hAnsi="Calibri" w:eastAsia="Calibri" w:cs="Calibri"/>
+          <w:b w:val="0"/>
+          <w:i w:val="0"/>
+          <w:sz w:val="20"/>
+        </w:rPr>
+        <w:t xml:space="preserve"> de la dotación, apoyando a los trabajadores en el acceso, uso y tramitación de reembolsos.</w:t>
       </w:r>
     </w:p>
     <w:p>
@@ -1073,7 +1321,26 @@
           <w:i w:val="0"/>
           <w:sz w:val="20"/>
         </w:rPr>
-        <w:t>Gestioné licencias médicas ante la Caja de Compensación Los Andes y la incorporación de cargas familiares de los trabajadores.</w:t>
+        <w:t xml:space="preserve">Gestioné </w:t>
+      </w:r>
+      <w:r>
+        <w:rPr>
+          <w:rFonts w:ascii="Calibri" w:hAnsi="Calibri" w:eastAsia="Calibri" w:cs="Calibri"/>
+          <w:b/>
+          <w:i w:val="0"/>
+          <w:color w:val="151A1C"/>
+          <w:sz w:val="20"/>
+        </w:rPr>
+        <w:t>licencias médicas ante la Caja de Compensación Los Andes</w:t>
+      </w:r>
+      <w:r>
+        <w:rPr>
+          <w:rFonts w:ascii="Calibri" w:hAnsi="Calibri" w:eastAsia="Calibri" w:cs="Calibri"/>
+          <w:b w:val="0"/>
+          <w:i w:val="0"/>
+          <w:sz w:val="20"/>
+        </w:rPr>
+        <w:t xml:space="preserve"> y la incorporación de cargas familiares de los trabajadores.</w:t>
       </w:r>
     </w:p>
     <w:p>
@@ -1104,7 +1371,26 @@
           <w:i w:val="0"/>
           <w:sz w:val="20"/>
         </w:rPr>
-        <w:t>Realicé visitas semanales a la segunda sucursal, atendiendo en terreno las necesidades de beneficios internos y externos, principalmente en vivienda y salud.</w:t>
+        <w:t xml:space="preserve">Realicé </w:t>
+      </w:r>
+      <w:r>
+        <w:rPr>
+          <w:rFonts w:ascii="Calibri" w:hAnsi="Calibri" w:eastAsia="Calibri" w:cs="Calibri"/>
+          <w:b/>
+          <w:i w:val="0"/>
+          <w:color w:val="151A1C"/>
+          <w:sz w:val="20"/>
+        </w:rPr>
+        <w:t>visitas semanales a la segunda sucursal</w:t>
+      </w:r>
+      <w:r>
+        <w:rPr>
+          <w:rFonts w:ascii="Calibri" w:hAnsi="Calibri" w:eastAsia="Calibri" w:cs="Calibri"/>
+          <w:b w:val="0"/>
+          <w:i w:val="0"/>
+          <w:sz w:val="20"/>
+        </w:rPr>
+        <w:t>, atendiendo en terreno las necesidades de beneficios internos y externos, principalmente en vivienda y salud.</w:t>
       </w:r>
     </w:p>
     <w:p>

--- a/cv-trabajador-social-uc/CV_Jeniffer_Mieres_02_Banda.docx
+++ b/cv-trabajador-social-uc/CV_Jeniffer_Mieres_02_Banda.docx
@@ -91,7 +91,7 @@
       <w:pPr>
         <w:keepNext/>
         <w:spacing w:before="30" w:after="120" w:line="240" w:lineRule="auto"/>
-        <w:ind w:right="9717"/>
+        <w:ind w:right="9383"/>
         <w:pBdr>
           <w:bottom w:val="single" w:sz="16" w:space="0" w:color="13323C"/>
         </w:pBdr>
@@ -171,7 +171,7 @@
       <w:pPr>
         <w:keepNext/>
         <w:spacing w:before="30" w:after="120" w:line="240" w:lineRule="auto"/>
-        <w:ind w:right="9717"/>
+        <w:ind w:right="9383"/>
         <w:pBdr>
           <w:bottom w:val="single" w:sz="16" w:space="0" w:color="13323C"/>
         </w:pBdr>
@@ -392,7 +392,7 @@
       <w:pPr>
         <w:keepNext/>
         <w:spacing w:before="30" w:after="120" w:line="240" w:lineRule="auto"/>
-        <w:ind w:right="9717"/>
+        <w:ind w:right="9383"/>
         <w:pBdr>
           <w:bottom w:val="single" w:sz="16" w:space="0" w:color="13323C"/>
         </w:pBdr>
@@ -411,7 +411,7 @@
         <w:keepNext/>
         <w:keepLines/>
         <w:tabs>
-          <w:tab w:pos="10511" w:val="right"/>
+          <w:tab w:pos="10177" w:val="right"/>
         </w:tabs>
         <w:spacing w:before="0" w:after="0" w:line="262" w:lineRule="auto"/>
       </w:pPr>
@@ -653,7 +653,7 @@
         <w:keepNext/>
         <w:keepLines/>
         <w:tabs>
-          <w:tab w:pos="10511" w:val="right"/>
+          <w:tab w:pos="10177" w:val="right"/>
         </w:tabs>
         <w:spacing w:before="130" w:after="0" w:line="262" w:lineRule="auto"/>
       </w:pPr>
@@ -1005,7 +1005,7 @@
         <w:keepLines/>
         <w:pageBreakBefore/>
         <w:tabs>
-          <w:tab w:pos="10511" w:val="right"/>
+          <w:tab w:pos="10177" w:val="right"/>
         </w:tabs>
         <w:spacing w:before="130" w:after="0" w:line="262" w:lineRule="auto"/>
       </w:pPr>
@@ -1156,7 +1156,7 @@
         <w:keepNext/>
         <w:keepLines/>
         <w:tabs>
-          <w:tab w:pos="10511" w:val="right"/>
+          <w:tab w:pos="10177" w:val="right"/>
         </w:tabs>
         <w:spacing w:before="130" w:after="0" w:line="262" w:lineRule="auto"/>
       </w:pPr>
@@ -1414,7 +1414,7 @@
       <w:pPr>
         <w:keepNext/>
         <w:spacing w:before="30" w:after="120" w:line="240" w:lineRule="auto"/>
-        <w:ind w:right="9717"/>
+        <w:ind w:right="9383"/>
         <w:pBdr>
           <w:bottom w:val="single" w:sz="16" w:space="0" w:color="13323C"/>
         </w:pBdr>
@@ -1433,7 +1433,7 @@
         <w:keepNext/>
         <w:keepLines/>
         <w:tabs>
-          <w:tab w:pos="10511" w:val="right"/>
+          <w:tab w:pos="10177" w:val="right"/>
         </w:tabs>
         <w:spacing w:before="0" w:after="0" w:line="262" w:lineRule="auto"/>
       </w:pPr>
@@ -1483,7 +1483,7 @@
         <w:keepNext/>
         <w:keepLines/>
         <w:tabs>
-          <w:tab w:pos="10511" w:val="right"/>
+          <w:tab w:pos="10177" w:val="right"/>
         </w:tabs>
         <w:spacing w:before="160" w:after="0" w:line="262" w:lineRule="auto"/>
       </w:pPr>
@@ -1533,7 +1533,7 @@
         <w:keepNext/>
         <w:keepLines/>
         <w:tabs>
-          <w:tab w:pos="10511" w:val="right"/>
+          <w:tab w:pos="10177" w:val="right"/>
         </w:tabs>
         <w:spacing w:before="160" w:after="0" w:line="262" w:lineRule="auto"/>
       </w:pPr>
@@ -1599,7 +1599,7 @@
       <w:pPr>
         <w:keepNext/>
         <w:spacing w:before="30" w:after="120" w:line="240" w:lineRule="auto"/>
-        <w:ind w:right="9717"/>
+        <w:ind w:right="9383"/>
         <w:pBdr>
           <w:bottom w:val="single" w:sz="16" w:space="0" w:color="13323C"/>
         </w:pBdr>
@@ -1751,7 +1751,7 @@
       <w:pPr>
         <w:keepNext/>
         <w:spacing w:before="30" w:after="120" w:line="240" w:lineRule="auto"/>
-        <w:ind w:right="9717"/>
+        <w:ind w:right="9383"/>
         <w:pBdr>
           <w:bottom w:val="single" w:sz="16" w:space="0" w:color="13323C"/>
         </w:pBdr>
@@ -1915,7 +1915,7 @@
       <w:pPr>
         <w:keepNext/>
         <w:spacing w:before="30" w:after="120" w:line="240" w:lineRule="auto"/>
-        <w:ind w:right="9717"/>
+        <w:ind w:right="9383"/>
         <w:pBdr>
           <w:bottom w:val="single" w:sz="16" w:space="0" w:color="13323C"/>
         </w:pBdr>
@@ -2008,7 +2008,7 @@
       </w:r>
     </w:p>
     <w:sectPr>
-      <w:pgSz w:w="12240" w:h="15840"/>
+      <w:pgSz w:w="11906" w:h="16838"/>
       <w:pgMar w:top="397" w:right="822" w:bottom="397" w:left="907" w:header="720" w:footer="720" w:gutter="0"/>
       <w:cols w:space="720"/>
       <w:docGrid w:linePitch="360"/>
